--- a/MERN Phase Wise/Phase Wise Templets/Brainstorming & Ideation Phase/Empathy Map Canvas.docx
+++ b/MERN Phase Wise/Phase Wise Templets/Brainstorming & Ideation Phase/Empathy Map Canvas.docx
@@ -1,219 +1,167 @@
 
 <file path=word/document.xml><?xml version="1.0" encoding="utf-8"?>
-<w:document xmlns:mc="http://schemas.openxmlformats.org/markup-compatibility/2006" xmlns:o="urn:schemas-microsoft-com:office:office" xmlns:r="http://schemas.openxmlformats.org/officeDocument/2006/relationships" xmlns:m="http://schemas.openxmlformats.org/officeDocument/2006/math" xmlns:v="urn:schemas-microsoft-com:vml" xmlns:wp="http://schemas.openxmlformats.org/drawingml/2006/wordprocessingDrawing" xmlns:w10="urn:schemas-microsoft-com:office:word" xmlns:w="http://schemas.openxmlformats.org/wordprocessingml/2006/main" xmlns:wne="http://schemas.microsoft.com/office/word/2006/wordml" xmlns:sl="http://schemas.openxmlformats.org/schemaLibrary/2006/main" xmlns:a="http://schemas.openxmlformats.org/drawingml/2006/main" xmlns:pic="http://schemas.openxmlformats.org/drawingml/2006/picture" xmlns:c="http://schemas.openxmlformats.org/drawingml/2006/chart" xmlns:lc="http://schemas.openxmlformats.org/drawingml/2006/lockedCanvas" xmlns:dgm="http://schemas.openxmlformats.org/drawingml/2006/diagram" xmlns:wps="http://schemas.microsoft.com/office/word/2010/wordprocessingShape" xmlns:wpg="http://schemas.microsoft.com/office/word/2010/wordprocessingGroup" xmlns:w14="http://schemas.microsoft.com/office/word/2010/wordml" xmlns:w15="http://schemas.microsoft.com/office/word/2012/wordml" xmlns:w16="http://schemas.microsoft.com/office/word/2018/wordml" xmlns:w16cex="http://schemas.microsoft.com/office/word/2018/wordml/cex" xmlns:w16cid="http://schemas.microsoft.com/office/word/2016/wordml/cid" xmlns="http://schemas.microsoft.com/office/tasks/2019/documenttasks" xmlns:cr="http://schemas.microsoft.com/office/comments/2020/reactions">
+<w:document xmlns:wpc="http://schemas.microsoft.com/office/word/2010/wordprocessingCanvas" xmlns:cx="http://schemas.microsoft.com/office/drawing/2014/chartex" xmlns:cx1="http://schemas.microsoft.com/office/drawing/2015/9/8/chartex" xmlns:cx2="http://schemas.microsoft.com/office/drawing/2015/10/21/chartex" xmlns:cx3="http://schemas.microsoft.com/office/drawing/2016/5/9/chartex" xmlns:cx4="http://schemas.microsoft.com/office/drawing/2016/5/10/chartex" xmlns:cx5="http://schemas.microsoft.com/office/drawing/2016/5/11/chartex" xmlns:cx6="http://schemas.microsoft.com/office/drawing/2016/5/12/chartex" xmlns:cx7="http://schemas.microsoft.com/office/drawing/2016/5/13/chartex" xmlns:cx8="http://schemas.microsoft.com/office/drawing/2016/5/14/chartex" xmlns:mc="http://schemas.openxmlformats.org/markup-compatibility/2006" xmlns:aink="http://schemas.microsoft.com/office/drawing/2016/ink" xmlns:am3d="http://schemas.microsoft.com/office/drawing/2017/model3d" xmlns:o="urn:schemas-microsoft-com:office:office" xmlns:oel="http://schemas.microsoft.com/office/2019/extlst" xmlns:r="http://schemas.openxmlformats.org/officeDocument/2006/relationships" xmlns:m="http://schemas.openxmlformats.org/officeDocument/2006/math" xmlns:v="urn:schemas-microsoft-com:vml" xmlns:wp14="http://schemas.microsoft.com/office/word/2010/wordprocessingDrawing" xmlns:wp="http://schemas.openxmlformats.org/drawingml/2006/wordprocessingDrawing" xmlns:w10="urn:schemas-microsoft-com:office:word" xmlns:w="http://schemas.openxmlformats.org/wordprocessingml/2006/main" xmlns:w14="http://schemas.microsoft.com/office/word/2010/wordml" xmlns:w15="http://schemas.microsoft.com/office/word/2012/wordml" xmlns:w16cex="http://schemas.microsoft.com/office/word/2018/wordml/cex" xmlns:w16cid="http://schemas.microsoft.com/office/word/2016/wordml/cid" xmlns:w16="http://schemas.microsoft.com/office/word/2018/wordml" xmlns:w16du="http://schemas.microsoft.com/office/word/2023/wordml/word16du" xmlns:w16sdtdh="http://schemas.microsoft.com/office/word/2020/wordml/sdtdatahash" xmlns:w16sdtfl="http://schemas.microsoft.com/office/word/2024/wordml/sdtformatlock" xmlns:w16se="http://schemas.microsoft.com/office/word/2015/wordml/symex" xmlns:wpg="http://schemas.microsoft.com/office/word/2010/wordprocessingGroup" xmlns:wpi="http://schemas.microsoft.com/office/word/2010/wordprocessingInk" xmlns:wne="http://schemas.microsoft.com/office/word/2006/wordml" xmlns:wps="http://schemas.microsoft.com/office/word/2010/wordprocessingShape" mc:Ignorable="w14 w15 w16se w16cid w16 w16cex w16sdtdh w16sdtfl w16du wp14">
   <w:body>
     <w:p>
       <w:pPr>
-        <w:spacing w:after="0" w:lineRule="auto"/>
+        <w:spacing w:after="0"/>
         <w:jc w:val="center"/>
         <w:rPr>
-          <w:b w:val="1"/>
+          <w:b/>
           <w:sz w:val="28"/>
           <w:szCs w:val="28"/>
         </w:rPr>
       </w:pPr>
       <w:r>
         <w:rPr>
-          <w:b w:val="1"/>
+          <w:b/>
           <w:sz w:val="28"/>
           <w:szCs w:val="28"/>
-          <w:rtl w:val="0"/>
-        </w:rPr>
-        <w:t xml:space="preserve">Ideation Phase</w:t>
-      </w:r>
-    </w:p>
-    <w:p>
-      <w:pPr>
-        <w:spacing w:after="0" w:lineRule="auto"/>
+        </w:rPr>
+        <w:t>Ideation Phase</w:t>
+      </w:r>
+    </w:p>
+    <w:p>
+      <w:pPr>
+        <w:spacing w:after="0"/>
         <w:jc w:val="center"/>
         <w:rPr>
-          <w:b w:val="1"/>
+          <w:b/>
           <w:sz w:val="28"/>
           <w:szCs w:val="28"/>
         </w:rPr>
       </w:pPr>
       <w:r>
         <w:rPr>
-          <w:b w:val="1"/>
+          <w:b/>
           <w:sz w:val="28"/>
           <w:szCs w:val="28"/>
-          <w:rtl w:val="0"/>
-        </w:rPr>
-        <w:t xml:space="preserve">Empathize &amp; Discover</w:t>
-      </w:r>
-    </w:p>
-    <w:p>
-      <w:pPr>
-        <w:spacing w:after="0" w:lineRule="auto"/>
+        </w:rPr>
+        <w:t>Empathize &amp; Discover</w:t>
+      </w:r>
+    </w:p>
+    <w:p>
+      <w:pPr>
+        <w:spacing w:after="0"/>
         <w:jc w:val="center"/>
         <w:rPr>
-          <w:b w:val="1"/>
+          <w:b/>
           <w:sz w:val="28"/>
           <w:szCs w:val="28"/>
         </w:rPr>
       </w:pPr>
-      <w:r>
-        <w:rPr>
-          <w:rtl w:val="0"/>
-        </w:rPr>
-      </w:r>
     </w:p>
     <w:tbl>
       <w:tblPr>
-        <w:tblStyle w:val="Table1"/>
-        <w:tblW w:w="9016.0" w:type="dxa"/>
-        <w:jc w:val="left"/>
+        <w:tblStyle w:val="a"/>
+        <w:tblW w:w="9016" w:type="dxa"/>
         <w:tblBorders>
-          <w:top w:color="000000" w:space="0" w:sz="4" w:val="single"/>
-          <w:left w:color="000000" w:space="0" w:sz="4" w:val="single"/>
-          <w:bottom w:color="000000" w:space="0" w:sz="4" w:val="single"/>
-          <w:right w:color="000000" w:space="0" w:sz="4" w:val="single"/>
-          <w:insideH w:color="000000" w:space="0" w:sz="4" w:val="single"/>
-          <w:insideV w:color="000000" w:space="0" w:sz="4" w:val="single"/>
+          <w:top w:val="single" w:sz="4" w:space="0" w:color="000000"/>
+          <w:left w:val="single" w:sz="4" w:space="0" w:color="000000"/>
+          <w:bottom w:val="single" w:sz="4" w:space="0" w:color="000000"/>
+          <w:right w:val="single" w:sz="4" w:space="0" w:color="000000"/>
+          <w:insideH w:val="single" w:sz="4" w:space="0" w:color="000000"/>
+          <w:insideV w:val="single" w:sz="4" w:space="0" w:color="000000"/>
         </w:tblBorders>
         <w:tblLayout w:type="fixed"/>
-        <w:tblLook w:val="0400"/>
+        <w:tblLook w:val="0400" w:firstRow="0" w:lastRow="0" w:firstColumn="0" w:lastColumn="0" w:noHBand="0" w:noVBand="1"/>
       </w:tblPr>
       <w:tblGrid>
         <w:gridCol w:w="4508"/>
         <w:gridCol w:w="4508"/>
-        <w:tblGridChange w:id="0">
-          <w:tblGrid>
-            <w:gridCol w:w="4508"/>
-            <w:gridCol w:w="4508"/>
-          </w:tblGrid>
-        </w:tblGridChange>
       </w:tblGrid>
       <w:tr>
-        <w:trPr>
-          <w:cantSplit w:val="0"/>
-          <w:tblHeader w:val="0"/>
-        </w:trPr>
         <w:tc>
-          <w:tcPr/>
+          <w:tcPr>
+            <w:tcW w:w="4508" w:type="dxa"/>
+          </w:tcPr>
           <w:p>
-            <w:pPr>
-              <w:rPr/>
-            </w:pPr>
             <w:r>
-              <w:rPr>
-                <w:rtl w:val="0"/>
-              </w:rPr>
-              <w:t xml:space="preserve">Date</w:t>
+              <w:t>Date</w:t>
             </w:r>
           </w:p>
         </w:tc>
         <w:tc>
-          <w:tcPr/>
+          <w:tcPr>
+            <w:tcW w:w="4508" w:type="dxa"/>
+          </w:tcPr>
           <w:p>
-            <w:pPr>
-              <w:rPr/>
-            </w:pPr>
             <w:r>
-              <w:rPr>
-                <w:rtl w:val="0"/>
-              </w:rPr>
-              <w:t xml:space="preserve">31 January 2025</w:t>
+              <w:t>14</w:t>
+            </w:r>
+            <w:r>
+              <w:t xml:space="preserve"> </w:t>
+            </w:r>
+            <w:r>
+              <w:t>July</w:t>
+            </w:r>
+            <w:r>
+              <w:t xml:space="preserve"> </w:t>
+            </w:r>
+            <w:r>
+              <w:t>2026</w:t>
             </w:r>
           </w:p>
         </w:tc>
       </w:tr>
       <w:tr>
-        <w:trPr>
-          <w:cantSplit w:val="0"/>
-          <w:tblHeader w:val="0"/>
-        </w:trPr>
         <w:tc>
-          <w:tcPr/>
+          <w:tcPr>
+            <w:tcW w:w="4508" w:type="dxa"/>
+          </w:tcPr>
           <w:p>
-            <w:pPr>
-              <w:rPr/>
-            </w:pPr>
             <w:r>
-              <w:rPr>
-                <w:rtl w:val="0"/>
-              </w:rPr>
-              <w:t xml:space="preserve">Team ID</w:t>
+              <w:t>Team ID</w:t>
             </w:r>
           </w:p>
         </w:tc>
         <w:tc>
-          <w:tcPr/>
+          <w:tcPr>
+            <w:tcW w:w="4508" w:type="dxa"/>
+          </w:tcPr>
+          <w:p/>
+        </w:tc>
+      </w:tr>
+      <w:tr>
+        <w:tc>
+          <w:tcPr>
+            <w:tcW w:w="4508" w:type="dxa"/>
+          </w:tcPr>
           <w:p>
-            <w:pPr>
-              <w:rPr/>
-            </w:pPr>
             <w:r>
-              <w:rPr>
-                <w:rtl w:val="0"/>
-              </w:rPr>
+              <w:t>Project Name</w:t>
+            </w:r>
+          </w:p>
+        </w:tc>
+        <w:tc>
+          <w:tcPr>
+            <w:tcW w:w="4508" w:type="dxa"/>
+          </w:tcPr>
+          <w:p>
+            <w:r>
+              <w:t>Nutrition Assistant</w:t>
             </w:r>
           </w:p>
         </w:tc>
       </w:tr>
       <w:tr>
-        <w:trPr>
-          <w:cantSplit w:val="0"/>
-          <w:tblHeader w:val="0"/>
-        </w:trPr>
         <w:tc>
-          <w:tcPr/>
+          <w:tcPr>
+            <w:tcW w:w="4508" w:type="dxa"/>
+          </w:tcPr>
           <w:p>
-            <w:pPr>
-              <w:rPr/>
-            </w:pPr>
             <w:r>
-              <w:rPr>
-                <w:rtl w:val="0"/>
-              </w:rPr>
-              <w:t xml:space="preserve">Project Name</w:t>
+              <w:t>Maximum Marks</w:t>
             </w:r>
           </w:p>
         </w:tc>
         <w:tc>
-          <w:tcPr/>
+          <w:tcPr>
+            <w:tcW w:w="4508" w:type="dxa"/>
+          </w:tcPr>
           <w:p>
-            <w:pPr>
-              <w:rPr/>
-            </w:pPr>
             <w:r>
-              <w:rPr>
-                <w:rtl w:val="0"/>
-              </w:rPr>
-            </w:r>
-          </w:p>
-        </w:tc>
-      </w:tr>
-      <w:tr>
-        <w:trPr>
-          <w:cantSplit w:val="0"/>
-          <w:tblHeader w:val="0"/>
-        </w:trPr>
-        <w:tc>
-          <w:tcPr/>
-          <w:p>
-            <w:pPr>
-              <w:rPr/>
-            </w:pPr>
-            <w:r>
-              <w:rPr>
-                <w:rtl w:val="0"/>
-              </w:rPr>
-              <w:t xml:space="preserve">Maximum Marks</w:t>
-            </w:r>
-          </w:p>
-        </w:tc>
-        <w:tc>
-          <w:tcPr/>
-          <w:p>
-            <w:pPr>
-              <w:rPr/>
-            </w:pPr>
-            <w:r>
-              <w:rPr>
-                <w:rtl w:val="0"/>
-              </w:rPr>
-              <w:t xml:space="preserve">4 Marks</w:t>
+              <w:t>4 Marks</w:t>
             </w:r>
           </w:p>
         </w:tc>
@@ -222,237 +170,167 @@
     <w:p>
       <w:pPr>
         <w:rPr>
-          <w:b w:val="1"/>
-          <w:sz w:val="24"/>
-          <w:szCs w:val="24"/>
-        </w:rPr>
-      </w:pPr>
-      <w:r>
-        <w:rPr>
-          <w:rtl w:val="0"/>
-        </w:rPr>
-      </w:r>
-    </w:p>
-    <w:p>
-      <w:pPr>
-        <w:rPr>
-          <w:b w:val="1"/>
-          <w:sz w:val="24"/>
-          <w:szCs w:val="24"/>
-        </w:rPr>
-      </w:pPr>
-      <w:r>
-        <w:rPr>
-          <w:b w:val="1"/>
-          <w:sz w:val="24"/>
-          <w:szCs w:val="24"/>
-          <w:rtl w:val="0"/>
-        </w:rPr>
-        <w:t xml:space="preserve">Empathy Map Canvas:</w:t>
-      </w:r>
-    </w:p>
-    <w:p>
-      <w:pPr>
-        <w:keepNext w:val="0"/>
-        <w:keepLines w:val="0"/>
-        <w:pageBreakBefore w:val="0"/>
-        <w:widowControl w:val="1"/>
+          <w:b/>
+          <w:sz w:val="24"/>
+          <w:szCs w:val="24"/>
+        </w:rPr>
+      </w:pPr>
+    </w:p>
+    <w:p>
+      <w:pPr>
+        <w:rPr>
+          <w:b/>
+          <w:sz w:val="24"/>
+          <w:szCs w:val="24"/>
+        </w:rPr>
+      </w:pPr>
+      <w:r>
+        <w:rPr>
+          <w:b/>
+          <w:sz w:val="24"/>
+          <w:szCs w:val="24"/>
+        </w:rPr>
+        <w:t>Empathy Map Canvas:</w:t>
+      </w:r>
+    </w:p>
+    <w:p>
+      <w:pPr>
         <w:pBdr>
-          <w:top w:space="0" w:sz="0" w:val="nil"/>
-          <w:left w:space="0" w:sz="0" w:val="nil"/>
-          <w:bottom w:space="0" w:sz="0" w:val="nil"/>
-          <w:right w:space="0" w:sz="0" w:val="nil"/>
-          <w:between w:space="0" w:sz="0" w:val="nil"/>
+          <w:top w:val="nil"/>
+          <w:left w:val="nil"/>
+          <w:bottom w:val="nil"/>
+          <w:right w:val="nil"/>
+          <w:between w:val="nil"/>
         </w:pBdr>
-        <w:shd w:fill="auto" w:val="clear"/>
-        <w:spacing w:after="0" w:before="0" w:line="240" w:lineRule="auto"/>
-        <w:ind w:left="0" w:right="0" w:firstLine="0"/>
+        <w:spacing w:after="0" w:line="240" w:lineRule="auto"/>
         <w:jc w:val="both"/>
         <w:rPr>
-          <w:rFonts w:ascii="Calibri" w:cs="Calibri" w:eastAsia="Calibri" w:hAnsi="Calibri"/>
-          <w:b w:val="0"/>
-          <w:i w:val="0"/>
-          <w:smallCaps w:val="0"/>
-          <w:strike w:val="0"/>
-          <w:color w:val="2a2a2a"/>
-          <w:sz w:val="24"/>
-          <w:szCs w:val="24"/>
-          <w:u w:val="none"/>
-          <w:shd w:fill="auto" w:val="clear"/>
-          <w:vertAlign w:val="baseline"/>
-        </w:rPr>
-      </w:pPr>
-      <w:r>
-        <w:rPr>
-          <w:rFonts w:ascii="Calibri" w:cs="Calibri" w:eastAsia="Calibri" w:hAnsi="Calibri"/>
-          <w:b w:val="0"/>
-          <w:i w:val="0"/>
-          <w:smallCaps w:val="0"/>
-          <w:strike w:val="0"/>
-          <w:color w:val="2a2a2a"/>
-          <w:sz w:val="24"/>
-          <w:szCs w:val="24"/>
-          <w:u w:val="none"/>
-          <w:shd w:fill="auto" w:val="clear"/>
-          <w:vertAlign w:val="baseline"/>
-          <w:rtl w:val="0"/>
+          <w:color w:val="2A2A2A"/>
+          <w:sz w:val="24"/>
+          <w:szCs w:val="24"/>
+        </w:rPr>
+      </w:pPr>
+      <w:r>
+        <w:rPr>
+          <w:color w:val="2A2A2A"/>
+          <w:sz w:val="24"/>
+          <w:szCs w:val="24"/>
         </w:rPr>
         <w:t xml:space="preserve">An empathy map is a simple, easy-to-digest visual that captures knowledge about a user’s behaviours and attitudes. </w:t>
       </w:r>
     </w:p>
     <w:p>
       <w:pPr>
-        <w:keepNext w:val="0"/>
-        <w:keepLines w:val="0"/>
-        <w:pageBreakBefore w:val="0"/>
-        <w:widowControl w:val="1"/>
         <w:pBdr>
-          <w:top w:space="0" w:sz="0" w:val="nil"/>
-          <w:left w:space="0" w:sz="0" w:val="nil"/>
-          <w:bottom w:space="0" w:sz="0" w:val="nil"/>
-          <w:right w:space="0" w:sz="0" w:val="nil"/>
-          <w:between w:space="0" w:sz="0" w:val="nil"/>
+          <w:top w:val="nil"/>
+          <w:left w:val="nil"/>
+          <w:bottom w:val="nil"/>
+          <w:right w:val="nil"/>
+          <w:between w:val="nil"/>
         </w:pBdr>
-        <w:shd w:fill="auto" w:val="clear"/>
-        <w:spacing w:after="0" w:before="0" w:line="240" w:lineRule="auto"/>
-        <w:ind w:left="0" w:right="0" w:firstLine="0"/>
+        <w:spacing w:after="0" w:line="240" w:lineRule="auto"/>
         <w:jc w:val="both"/>
         <w:rPr>
-          <w:rFonts w:ascii="Calibri" w:cs="Calibri" w:eastAsia="Calibri" w:hAnsi="Calibri"/>
-          <w:b w:val="0"/>
-          <w:i w:val="0"/>
-          <w:smallCaps w:val="0"/>
-          <w:strike w:val="0"/>
-          <w:color w:val="2a2a2a"/>
-          <w:sz w:val="24"/>
-          <w:szCs w:val="24"/>
-          <w:u w:val="none"/>
-          <w:shd w:fill="auto" w:val="clear"/>
-          <w:vertAlign w:val="baseline"/>
-        </w:rPr>
-      </w:pPr>
-      <w:r>
-        <w:rPr>
-          <w:rtl w:val="0"/>
-        </w:rPr>
-      </w:r>
-    </w:p>
-    <w:p>
-      <w:pPr>
-        <w:keepNext w:val="0"/>
-        <w:keepLines w:val="0"/>
-        <w:pageBreakBefore w:val="0"/>
-        <w:widowControl w:val="1"/>
+          <w:color w:val="2A2A2A"/>
+          <w:sz w:val="24"/>
+          <w:szCs w:val="24"/>
+        </w:rPr>
+      </w:pPr>
+    </w:p>
+    <w:p>
+      <w:pPr>
         <w:pBdr>
-          <w:top w:space="0" w:sz="0" w:val="nil"/>
-          <w:left w:space="0" w:sz="0" w:val="nil"/>
-          <w:bottom w:space="0" w:sz="0" w:val="nil"/>
-          <w:right w:space="0" w:sz="0" w:val="nil"/>
-          <w:between w:space="0" w:sz="0" w:val="nil"/>
+          <w:top w:val="nil"/>
+          <w:left w:val="nil"/>
+          <w:bottom w:val="nil"/>
+          <w:right w:val="nil"/>
+          <w:between w:val="nil"/>
         </w:pBdr>
-        <w:shd w:fill="auto" w:val="clear"/>
-        <w:spacing w:after="0" w:before="0" w:line="240" w:lineRule="auto"/>
-        <w:ind w:left="0" w:right="0" w:firstLine="0"/>
+        <w:spacing w:after="0" w:line="240" w:lineRule="auto"/>
         <w:jc w:val="both"/>
         <w:rPr>
-          <w:rFonts w:ascii="Calibri" w:cs="Calibri" w:eastAsia="Calibri" w:hAnsi="Calibri"/>
-          <w:b w:val="0"/>
-          <w:i w:val="0"/>
-          <w:smallCaps w:val="0"/>
-          <w:strike w:val="0"/>
-          <w:color w:val="2a2a2a"/>
-          <w:sz w:val="24"/>
-          <w:szCs w:val="24"/>
-          <w:u w:val="none"/>
-          <w:shd w:fill="auto" w:val="clear"/>
-          <w:vertAlign w:val="baseline"/>
-        </w:rPr>
-      </w:pPr>
-      <w:r>
-        <w:rPr>
-          <w:rFonts w:ascii="Calibri" w:cs="Calibri" w:eastAsia="Calibri" w:hAnsi="Calibri"/>
-          <w:b w:val="0"/>
-          <w:i w:val="0"/>
-          <w:smallCaps w:val="0"/>
-          <w:strike w:val="0"/>
-          <w:color w:val="2a2a2a"/>
-          <w:sz w:val="24"/>
-          <w:szCs w:val="24"/>
-          <w:u w:val="none"/>
-          <w:shd w:fill="auto" w:val="clear"/>
-          <w:vertAlign w:val="baseline"/>
-          <w:rtl w:val="0"/>
-        </w:rPr>
-        <w:t xml:space="preserve">It is a useful tool to helps teams better understand their users.</w:t>
+          <w:color w:val="2A2A2A"/>
+          <w:sz w:val="24"/>
+          <w:szCs w:val="24"/>
+        </w:rPr>
+      </w:pPr>
+      <w:r>
+        <w:rPr>
+          <w:color w:val="2A2A2A"/>
+          <w:sz w:val="24"/>
+          <w:szCs w:val="24"/>
+        </w:rPr>
+        <w:t>It is a useful tool to helps teams better understand their users.</w:t>
       </w:r>
     </w:p>
     <w:p>
       <w:pPr>
         <w:jc w:val="both"/>
         <w:rPr>
-          <w:color w:val="2a2a2a"/>
-          <w:sz w:val="24"/>
-          <w:szCs w:val="24"/>
-        </w:rPr>
-      </w:pPr>
-      <w:r>
-        <w:rPr>
-          <w:color w:val="2a2a2a"/>
-          <w:sz w:val="24"/>
-          <w:szCs w:val="24"/>
-          <w:rtl w:val="0"/>
-        </w:rPr>
-        <w:t xml:space="preserve">Creating an effective solution requires understanding the true problem and the person who is experiencing it. The exercise of creating the map helps participants consider things from the user’s perspective along with his or her goals and challenges.</w:t>
+          <w:color w:val="2A2A2A"/>
+          <w:sz w:val="24"/>
+          <w:szCs w:val="24"/>
+        </w:rPr>
+      </w:pPr>
+      <w:r>
+        <w:rPr>
+          <w:color w:val="2A2A2A"/>
+          <w:sz w:val="24"/>
+          <w:szCs w:val="24"/>
+        </w:rPr>
+        <w:t>Creating an effective solution requires understanding the true problem and the person who is experiencing it. The exercise of creating the map helps participants consider things from the user’s perspective along with his or her goals and challenges.</w:t>
       </w:r>
     </w:p>
     <w:p>
       <w:pPr>
         <w:jc w:val="both"/>
         <w:rPr>
-          <w:b w:val="1"/>
-          <w:color w:val="2a2a2a"/>
-          <w:sz w:val="24"/>
-          <w:szCs w:val="24"/>
-        </w:rPr>
-      </w:pPr>
-      <w:r>
-        <w:rPr>
-          <w:b w:val="1"/>
-          <w:color w:val="2a2a2a"/>
-          <w:sz w:val="24"/>
-          <w:szCs w:val="24"/>
-          <w:rtl w:val="0"/>
-        </w:rPr>
-        <w:t xml:space="preserve">Example:</w:t>
+          <w:b/>
+          <w:color w:val="2A2A2A"/>
+          <w:sz w:val="24"/>
+          <w:szCs w:val="24"/>
+        </w:rPr>
+      </w:pPr>
+      <w:r>
+        <w:rPr>
+          <w:b/>
+          <w:color w:val="2A2A2A"/>
+          <w:sz w:val="24"/>
+          <w:szCs w:val="24"/>
+        </w:rPr>
+        <w:t>Example:</w:t>
       </w:r>
     </w:p>
     <w:p>
       <w:pPr>
         <w:jc w:val="both"/>
         <w:rPr>
-          <w:b w:val="1"/>
-          <w:color w:val="2a2a2a"/>
-          <w:sz w:val="24"/>
-          <w:szCs w:val="24"/>
-        </w:rPr>
-      </w:pPr>
-      <w:r>
-        <w:rPr/>
+          <w:b/>
+          <w:color w:val="2A2A2A"/>
+          <w:sz w:val="24"/>
+          <w:szCs w:val="24"/>
+        </w:rPr>
+      </w:pPr>
+      <w:r>
+        <w:rPr>
+          <w:noProof/>
+        </w:rPr>
         <w:drawing>
-          <wp:inline distB="0" distT="0" distL="0" distR="0">
+          <wp:inline distT="0" distB="0" distL="0" distR="0" wp14:anchorId="7F148EC4" wp14:editId="52B60238">
             <wp:extent cx="5731510" cy="3974465"/>
-            <wp:effectExtent b="0" l="0" r="0" t="0"/>
-            <wp:docPr descr="Diagram&#10;&#10;Description automatically generated" id="5" name="image2.jpg"/>
-            <a:graphic>
+            <wp:effectExtent l="0" t="0" r="0" b="0"/>
+            <wp:docPr id="5" name="image2.jpg" descr="Diagram&#10;&#10;Description automatically generated"/>
+            <wp:cNvGraphicFramePr/>
+            <a:graphic xmlns:a="http://schemas.openxmlformats.org/drawingml/2006/main">
               <a:graphicData uri="http://schemas.openxmlformats.org/drawingml/2006/picture">
-                <pic:pic>
+                <pic:pic xmlns:pic="http://schemas.openxmlformats.org/drawingml/2006/picture">
                   <pic:nvPicPr>
-                    <pic:cNvPr descr="Diagram&#10;&#10;Description automatically generated" id="0" name="image2.jpg"/>
+                    <pic:cNvPr id="0" name="image2.jpg" descr="Diagram&#10;&#10;Description automatically generated"/>
                     <pic:cNvPicPr preferRelativeResize="0"/>
                   </pic:nvPicPr>
                   <pic:blipFill>
-                    <a:blip r:embed="rId7"/>
-                    <a:srcRect b="0" l="0" r="0" t="0"/>
+                    <a:blip r:embed="rId5"/>
+                    <a:srcRect/>
                     <a:stretch>
                       <a:fillRect/>
                     </a:stretch>
@@ -462,7 +340,9 @@
                       <a:off x="0" y="0"/>
                       <a:ext cx="5731510" cy="3974465"/>
                     </a:xfrm>
-                    <a:prstGeom prst="rect"/>
+                    <a:prstGeom prst="rect">
+                      <a:avLst/>
+                    </a:prstGeom>
                     <a:ln/>
                   </pic:spPr>
                 </pic:pic>
@@ -471,130 +351,103 @@
           </wp:inline>
         </w:drawing>
       </w:r>
-      <w:r>
-        <w:rPr>
-          <w:rtl w:val="0"/>
-        </w:rPr>
-      </w:r>
-    </w:p>
-    <w:p>
-      <w:pPr>
-        <w:rPr>
-          <w:sz w:val="24"/>
-          <w:szCs w:val="24"/>
-        </w:rPr>
-      </w:pPr>
-      <w:r>
-        <w:rPr>
-          <w:rtl w:val="0"/>
-        </w:rPr>
-      </w:r>
-    </w:p>
-    <w:p>
-      <w:pPr>
-        <w:rPr/>
-      </w:pPr>
-      <w:r>
-        <w:rPr>
-          <w:sz w:val="24"/>
-          <w:szCs w:val="24"/>
-          <w:rtl w:val="0"/>
+    </w:p>
+    <w:p>
+      <w:pPr>
+        <w:rPr>
+          <w:sz w:val="24"/>
+          <w:szCs w:val="24"/>
+        </w:rPr>
+      </w:pPr>
+    </w:p>
+    <w:p>
+      <w:r>
+        <w:rPr>
+          <w:sz w:val="24"/>
+          <w:szCs w:val="24"/>
         </w:rPr>
         <w:t xml:space="preserve">Reference: </w:t>
       </w:r>
-      <w:hyperlink r:id="rId8">
+      <w:hyperlink r:id="rId6">
         <w:r>
           <w:rPr>
-            <w:color w:val="0563c1"/>
+            <w:color w:val="0563C1"/>
             <w:u w:val="single"/>
-            <w:rtl w:val="0"/>
           </w:rPr>
-          <w:t xml:space="preserve">https://www.mural.co/templates/empathy-map-canvas</w:t>
+          <w:t>https://www.mural.co/templates/empathy-map-canvas</w:t>
         </w:r>
       </w:hyperlink>
-      <w:r>
-        <w:rPr>
-          <w:rtl w:val="0"/>
-        </w:rPr>
-      </w:r>
     </w:p>
     <w:p>
       <w:pPr>
         <w:jc w:val="both"/>
         <w:rPr>
-          <w:b w:val="1"/>
-          <w:color w:val="2a2a2a"/>
-          <w:sz w:val="24"/>
-          <w:szCs w:val="24"/>
-        </w:rPr>
-      </w:pPr>
-      <w:r>
-        <w:rPr>
-          <w:rtl w:val="0"/>
-        </w:rPr>
-      </w:r>
+          <w:b/>
+          <w:color w:val="2A2A2A"/>
+          <w:sz w:val="24"/>
+          <w:szCs w:val="24"/>
+        </w:rPr>
+      </w:pPr>
     </w:p>
     <w:p>
       <w:pPr>
         <w:jc w:val="both"/>
         <w:rPr>
-          <w:b w:val="1"/>
-          <w:color w:val="2a2a2a"/>
-          <w:sz w:val="24"/>
-          <w:szCs w:val="24"/>
-        </w:rPr>
-      </w:pPr>
-      <w:r>
-        <w:rPr>
-          <w:rtl w:val="0"/>
-        </w:rPr>
-      </w:r>
+          <w:b/>
+          <w:color w:val="2A2A2A"/>
+          <w:sz w:val="24"/>
+          <w:szCs w:val="24"/>
+        </w:rPr>
+      </w:pPr>
     </w:p>
     <w:p>
       <w:pPr>
         <w:jc w:val="both"/>
         <w:rPr>
-          <w:b w:val="1"/>
-          <w:color w:val="2a2a2a"/>
-          <w:sz w:val="24"/>
-          <w:szCs w:val="24"/>
-        </w:rPr>
-      </w:pPr>
-      <w:r>
-        <w:rPr>
-          <w:b w:val="1"/>
-          <w:color w:val="2a2a2a"/>
-          <w:sz w:val="24"/>
-          <w:szCs w:val="24"/>
-          <w:rtl w:val="0"/>
-        </w:rPr>
-        <w:t xml:space="preserve">Example: Food Ordering &amp; Delivery Application</w:t>
-      </w:r>
-    </w:p>
-    <w:p>
-      <w:pPr>
-        <w:rPr>
-          <w:sz w:val="24"/>
-          <w:szCs w:val="24"/>
-        </w:rPr>
-      </w:pPr>
-      <w:r>
-        <w:rPr/>
+          <w:b/>
+          <w:color w:val="2A2A2A"/>
+          <w:sz w:val="24"/>
+          <w:szCs w:val="24"/>
+        </w:rPr>
+      </w:pPr>
+      <w:r>
+        <w:rPr>
+          <w:b/>
+          <w:color w:val="2A2A2A"/>
+          <w:sz w:val="24"/>
+          <w:szCs w:val="24"/>
+        </w:rPr>
+        <w:lastRenderedPageBreak/>
+        <w:t>Example: Food Ordering &amp; Delivery Application</w:t>
+      </w:r>
+    </w:p>
+    <w:p>
+      <w:pPr>
+        <w:rPr>
+          <w:sz w:val="24"/>
+          <w:szCs w:val="24"/>
+        </w:rPr>
+      </w:pPr>
+      <w:r>
+        <w:rPr>
+          <w:noProof/>
+        </w:rPr>
         <w:drawing>
-          <wp:inline distB="0" distT="0" distL="0" distR="0">
+          <wp:inline distT="0" distB="0" distL="0" distR="0" wp14:anchorId="2B7FF27D" wp14:editId="66867E93">
             <wp:extent cx="5100449" cy="4371490"/>
-            <wp:effectExtent b="0" l="0" r="0" t="0"/>
-            <wp:docPr descr="Diagram&#10;&#10;Description automatically generated" id="6" name="image1.jpg"/>
-            <a:graphic>
+            <wp:effectExtent l="0" t="0" r="0" b="0"/>
+            <wp:docPr id="6" name="image1.jpg" descr="Diagram&#10;&#10;Description automatically generated"/>
+            <wp:cNvGraphicFramePr/>
+            <a:graphic xmlns:a="http://schemas.openxmlformats.org/drawingml/2006/main">
               <a:graphicData uri="http://schemas.openxmlformats.org/drawingml/2006/picture">
-                <pic:pic>
+                <pic:pic xmlns:pic="http://schemas.openxmlformats.org/drawingml/2006/picture">
                   <pic:nvPicPr>
-                    <pic:cNvPr descr="Diagram&#10;&#10;Description automatically generated" id="0" name="image1.jpg"/>
+                    <pic:cNvPr id="0" name="image1.jpg" descr="Diagram&#10;&#10;Description automatically generated"/>
                     <pic:cNvPicPr preferRelativeResize="0"/>
                   </pic:nvPicPr>
                   <pic:blipFill>
-                    <a:blip r:embed="rId9"/>
-                    <a:srcRect b="0" l="0" r="0" t="0"/>
+                    <a:blip r:embed="rId7"/>
+                    <a:srcRect/>
                     <a:stretch>
                       <a:fillRect/>
                     </a:stretch>
@@ -604,7 +457,9 @@
                       <a:off x="0" y="0"/>
                       <a:ext cx="5100449" cy="4371490"/>
                     </a:xfrm>
-                    <a:prstGeom prst="rect"/>
+                    <a:prstGeom prst="rect">
+                      <a:avLst/>
+                    </a:prstGeom>
                     <a:ln/>
                   </pic:spPr>
                 </pic:pic>
@@ -613,34 +468,183 @@
           </wp:inline>
         </w:drawing>
       </w:r>
-      <w:r>
-        <w:rPr>
-          <w:rtl w:val="0"/>
-        </w:rPr>
+    </w:p>
+    <w:p>
+      <w:pPr>
+        <w:pStyle w:val="Heading2"/>
+      </w:pPr>
+      <w:r>
+        <w:t>Empathy Map - Nutrition Assistant</w:t>
+      </w:r>
+    </w:p>
+    <w:p>
+      <w:r>
+        <w:t>USER: Health-conscious student or working professional</w:t>
+      </w:r>
+      <w:r>
+        <w:br/>
+      </w:r>
+      <w:r>
+        <w:br/>
+        <w:t>THINK &amp; FEEL</w:t>
+      </w:r>
+      <w:r>
+        <w:br/>
+        <w:t>• Wants to stay healthy.</w:t>
+      </w:r>
+      <w:r>
+        <w:br/>
+        <w:t>• Wants to maintain ideal weight.</w:t>
+      </w:r>
+      <w:r>
+        <w:br/>
+        <w:t>• Cares about calories and nutrition.</w:t>
+      </w:r>
+      <w:r>
+        <w:br/>
+        <w:t>• Feels guilty about unhealthy eating.</w:t>
+      </w:r>
+      <w:r>
+        <w:br/>
+      </w:r>
+      <w:r>
+        <w:br/>
+        <w:t>SEE</w:t>
+      </w:r>
+      <w:r>
+        <w:br/>
+        <w:t>• Fast food advertisements.</w:t>
+      </w:r>
+      <w:r>
+        <w:br/>
+        <w:t>• Fitness influencers.</w:t>
+      </w:r>
+      <w:r>
+        <w:br/>
+        <w:t>• Conflicting nutrition advice.</w:t>
+      </w:r>
+      <w:r>
+        <w:br/>
+        <w:t>• Busy daily schedule.</w:t>
+      </w:r>
+      <w:r>
+        <w:br/>
+      </w:r>
+      <w:r>
+        <w:br/>
+        <w:t>HEAR</w:t>
+      </w:r>
+      <w:r>
+        <w:br/>
+        <w:t>• Doctors recommend healthy eating.</w:t>
+      </w:r>
+      <w:r>
+        <w:br/>
+        <w:t>• Friends suggest diet plans.</w:t>
+      </w:r>
+      <w:r>
+        <w:br/>
+        <w:t>• Family encourages balanced meals.</w:t>
+      </w:r>
+      <w:r>
+        <w:br/>
+        <w:t>• Social media fitness tips.</w:t>
+      </w:r>
+      <w:r>
+        <w:br/>
+      </w:r>
+      <w:r>
+        <w:br/>
+        <w:t>SAY &amp; DO</w:t>
+      </w:r>
+      <w:r>
+        <w:br/>
+      </w:r>
+      <w:r>
+        <w:lastRenderedPageBreak/>
+        <w:t>• Searches healthy recipes.</w:t>
+      </w:r>
+      <w:r>
+        <w:br/>
+        <w:t>• Tracks meals occasionally.</w:t>
+      </w:r>
+      <w:r>
+        <w:br/>
+        <w:t>• Exercises when possible.</w:t>
+      </w:r>
+      <w:r>
+        <w:br/>
+        <w:t>• Wants an easy nutrition tracker.</w:t>
+      </w:r>
+      <w:r>
+        <w:br/>
+      </w:r>
+      <w:r>
+        <w:br/>
+        <w:t>PAIN</w:t>
+      </w:r>
+      <w:r>
+        <w:br/>
+        <w:t>• Doesn't know nutritional values.</w:t>
+      </w:r>
+      <w:r>
+        <w:br/>
+        <w:t>• No time to plan meals.</w:t>
+      </w:r>
+      <w:r>
+        <w:br/>
+        <w:t>• Difficult to track calories.</w:t>
+      </w:r>
+      <w:r>
+        <w:br/>
+        <w:t>• Existing apps are complicated.</w:t>
+      </w:r>
+      <w:r>
+        <w:br/>
+      </w:r>
+      <w:r>
+        <w:br/>
+        <w:t>GAIN</w:t>
+      </w:r>
+      <w:r>
+        <w:br/>
+        <w:t>• Personalized diet plans.</w:t>
+      </w:r>
+      <w:r>
+        <w:br/>
+        <w:t>• Easy meal tracking.</w:t>
+      </w:r>
+      <w:r>
+        <w:br/>
+        <w:t>• BMI &amp; water intake monitoring.</w:t>
+      </w:r>
+      <w:r>
+        <w:br/>
+        <w:t>• Better health and fitness progress.</w:t>
+      </w:r>
+      <w:r>
+        <w:br/>
       </w:r>
     </w:p>
     <w:sectPr>
-      <w:pgSz w:h="16838" w:w="11906" w:orient="portrait"/>
-      <w:pgMar w:bottom="1440" w:top="851" w:left="1440" w:right="1440" w:header="708" w:footer="708"/>
+      <w:pgSz w:w="11906" w:h="16838"/>
+      <w:pgMar w:top="851" w:right="1440" w:bottom="1440" w:left="1440" w:header="708" w:footer="708" w:gutter="0"/>
       <w:pgNumType w:start="1"/>
+      <w:cols w:space="720"/>
     </w:sectPr>
   </w:body>
 </w:document>
 </file>
 
-<file path=word/numbering.xml><?xml version="1.0" encoding="utf-8"?>
-<w:numbering xmlns:mc="http://schemas.openxmlformats.org/markup-compatibility/2006" xmlns:o="urn:schemas-microsoft-com:office:office" xmlns:r="http://schemas.openxmlformats.org/officeDocument/2006/relationships" xmlns:m="http://schemas.openxmlformats.org/officeDocument/2006/math" xmlns:v="urn:schemas-microsoft-com:vml" xmlns:wp="http://schemas.openxmlformats.org/drawingml/2006/wordprocessingDrawing" xmlns:w10="urn:schemas-microsoft-com:office:word" xmlns:w="http://schemas.openxmlformats.org/wordprocessingml/2006/main" xmlns:wne="http://schemas.microsoft.com/office/word/2006/wordml" xmlns:sl="http://schemas.openxmlformats.org/schemaLibrary/2006/main" xmlns:a="http://schemas.openxmlformats.org/drawingml/2006/main" xmlns:pic="http://schemas.openxmlformats.org/drawingml/2006/picture" xmlns:c="http://schemas.openxmlformats.org/drawingml/2006/chart" xmlns:lc="http://schemas.openxmlformats.org/drawingml/2006/lockedCanvas" xmlns:dgm="http://schemas.openxmlformats.org/drawingml/2006/diagram" xmlns:wps="http://schemas.microsoft.com/office/word/2010/wordprocessingShape" xmlns:wpg="http://schemas.microsoft.com/office/word/2010/wordprocessingGroup" xmlns:w14="http://schemas.microsoft.com/office/word/2010/wordml" xmlns:w15="http://schemas.microsoft.com/office/word/2012/wordml" xmlns:w16="http://schemas.microsoft.com/office/word/2018/wordml" xmlns:w16cex="http://schemas.microsoft.com/office/word/2018/wordml/cex" xmlns:w16cid="http://schemas.microsoft.com/office/word/2016/wordml/cid" xmlns="http://schemas.microsoft.com/office/tasks/2019/documenttasks" xmlns:cr="http://schemas.microsoft.com/office/comments/2020/reactions"/>
-</file>
-
 <file path=word/styles.xml><?xml version="1.0" encoding="utf-8"?>
-<w:styles xmlns:mc="http://schemas.openxmlformats.org/markup-compatibility/2006" xmlns:o="urn:schemas-microsoft-com:office:office" xmlns:r="http://schemas.openxmlformats.org/officeDocument/2006/relationships" xmlns:m="http://schemas.openxmlformats.org/officeDocument/2006/math" xmlns:v="urn:schemas-microsoft-com:vml" xmlns:wp="http://schemas.openxmlformats.org/drawingml/2006/wordprocessingDrawing" xmlns:w10="urn:schemas-microsoft-com:office:word" xmlns:w="http://schemas.openxmlformats.org/wordprocessingml/2006/main" xmlns:wne="http://schemas.microsoft.com/office/word/2006/wordml" xmlns:sl="http://schemas.openxmlformats.org/schemaLibrary/2006/main" xmlns:a="http://schemas.openxmlformats.org/drawingml/2006/main" xmlns:pic="http://schemas.openxmlformats.org/drawingml/2006/picture" xmlns:c="http://schemas.openxmlformats.org/drawingml/2006/chart" xmlns:lc="http://schemas.openxmlformats.org/drawingml/2006/lockedCanvas" xmlns:dgm="http://schemas.openxmlformats.org/drawingml/2006/diagram" xmlns:wps="http://schemas.microsoft.com/office/word/2010/wordprocessingShape" xmlns:wpg="http://schemas.microsoft.com/office/word/2010/wordprocessingGroup" xmlns:w14="http://schemas.microsoft.com/office/word/2010/wordml" xmlns:w15="http://schemas.microsoft.com/office/word/2012/wordml" xmlns:w16="http://schemas.microsoft.com/office/word/2018/wordml" xmlns:w16cex="http://schemas.microsoft.com/office/word/2018/wordml/cex" xmlns:w16cid="http://schemas.microsoft.com/office/word/2016/wordml/cid" xmlns="http://schemas.microsoft.com/office/tasks/2019/documenttasks" xmlns:cr="http://schemas.microsoft.com/office/comments/2020/reactions">
+<w:styles xmlns:mc="http://schemas.openxmlformats.org/markup-compatibility/2006" xmlns:r="http://schemas.openxmlformats.org/officeDocument/2006/relationships" xmlns:w="http://schemas.openxmlformats.org/wordprocessingml/2006/main" xmlns:w14="http://schemas.microsoft.com/office/word/2010/wordml" xmlns:w15="http://schemas.microsoft.com/office/word/2012/wordml" xmlns:w16cex="http://schemas.microsoft.com/office/word/2018/wordml/cex" xmlns:w16cid="http://schemas.microsoft.com/office/word/2016/wordml/cid" xmlns:w16="http://schemas.microsoft.com/office/word/2018/wordml" xmlns:w16du="http://schemas.microsoft.com/office/word/2023/wordml/word16du" xmlns:w16sdtdh="http://schemas.microsoft.com/office/word/2020/wordml/sdtdatahash" xmlns:w16sdtfl="http://schemas.microsoft.com/office/word/2024/wordml/sdtformatlock" xmlns:w16se="http://schemas.microsoft.com/office/word/2015/wordml/symex" mc:Ignorable="w14 w15 w16se w16cid w16 w16cex w16sdtdh w16sdtfl w16du">
   <w:docDefaults>
     <w:rPrDefault>
       <w:rPr>
-        <w:rFonts w:ascii="Calibri" w:cs="Calibri" w:eastAsia="Calibri" w:hAnsi="Calibri"/>
+        <w:rFonts w:ascii="Calibri" w:eastAsia="Calibri" w:hAnsi="Calibri" w:cs="Calibri"/>
         <w:sz w:val="22"/>
         <w:szCs w:val="22"/>
-        <w:lang w:val="en-IN"/>
+        <w:lang w:val="en-IN" w:eastAsia="en-IN" w:bidi="ar-SA"/>
       </w:rPr>
     </w:rPrDefault>
     <w:pPrDefault>
@@ -649,24 +653,402 @@
       </w:pPr>
     </w:pPrDefault>
   </w:docDefaults>
-  <w:style w:type="paragraph" w:styleId="Normal" w:default="1">
-    <w:name w:val="normal"/>
-  </w:style>
-  <w:style w:type="table" w:styleId="TableNormal" w:default="1">
-    <w:name w:val="Table Normal"/>
+  <w:latentStyles w:defLockedState="0" w:defUIPriority="99" w:defSemiHidden="0" w:defUnhideWhenUsed="0" w:defQFormat="0" w:count="376">
+    <w:lsdException w:name="Normal" w:uiPriority="0" w:qFormat="1"/>
+    <w:lsdException w:name="heading 1" w:uiPriority="9" w:qFormat="1"/>
+    <w:lsdException w:name="heading 2" w:semiHidden="1" w:uiPriority="9" w:unhideWhenUsed="1" w:qFormat="1"/>
+    <w:lsdException w:name="heading 3" w:semiHidden="1" w:uiPriority="9" w:unhideWhenUsed="1" w:qFormat="1"/>
+    <w:lsdException w:name="heading 4" w:semiHidden="1" w:uiPriority="9" w:unhideWhenUsed="1" w:qFormat="1"/>
+    <w:lsdException w:name="heading 5" w:semiHidden="1" w:uiPriority="9" w:unhideWhenUsed="1" w:qFormat="1"/>
+    <w:lsdException w:name="heading 6" w:semiHidden="1" w:uiPriority="9" w:unhideWhenUsed="1" w:qFormat="1"/>
+    <w:lsdException w:name="heading 7" w:semiHidden="1" w:uiPriority="9" w:unhideWhenUsed="1" w:qFormat="1"/>
+    <w:lsdException w:name="heading 8" w:semiHidden="1" w:uiPriority="9" w:unhideWhenUsed="1" w:qFormat="1"/>
+    <w:lsdException w:name="heading 9" w:semiHidden="1" w:uiPriority="9" w:unhideWhenUsed="1" w:qFormat="1"/>
+    <w:lsdException w:name="index 1" w:semiHidden="1" w:unhideWhenUsed="1"/>
+    <w:lsdException w:name="index 2" w:semiHidden="1" w:unhideWhenUsed="1"/>
+    <w:lsdException w:name="index 3" w:semiHidden="1" w:unhideWhenUsed="1"/>
+    <w:lsdException w:name="index 4" w:semiHidden="1" w:unhideWhenUsed="1"/>
+    <w:lsdException w:name="index 5" w:semiHidden="1" w:unhideWhenUsed="1"/>
+    <w:lsdException w:name="index 6" w:semiHidden="1" w:unhideWhenUsed="1"/>
+    <w:lsdException w:name="index 7" w:semiHidden="1" w:unhideWhenUsed="1"/>
+    <w:lsdException w:name="index 8" w:semiHidden="1" w:unhideWhenUsed="1"/>
+    <w:lsdException w:name="index 9" w:semiHidden="1" w:unhideWhenUsed="1"/>
+    <w:lsdException w:name="toc 1" w:semiHidden="1" w:uiPriority="39" w:unhideWhenUsed="1"/>
+    <w:lsdException w:name="toc 2" w:semiHidden="1" w:uiPriority="39" w:unhideWhenUsed="1"/>
+    <w:lsdException w:name="toc 3" w:semiHidden="1" w:uiPriority="39" w:unhideWhenUsed="1"/>
+    <w:lsdException w:name="toc 4" w:semiHidden="1" w:uiPriority="39" w:unhideWhenUsed="1"/>
+    <w:lsdException w:name="toc 5" w:semiHidden="1" w:uiPriority="39" w:unhideWhenUsed="1"/>
+    <w:lsdException w:name="toc 6" w:semiHidden="1" w:uiPriority="39" w:unhideWhenUsed="1"/>
+    <w:lsdException w:name="toc 7" w:semiHidden="1" w:uiPriority="39" w:unhideWhenUsed="1"/>
+    <w:lsdException w:name="toc 8" w:semiHidden="1" w:uiPriority="39" w:unhideWhenUsed="1"/>
+    <w:lsdException w:name="toc 9" w:semiHidden="1" w:uiPriority="39" w:unhideWhenUsed="1"/>
+    <w:lsdException w:name="Normal Indent" w:semiHidden="1" w:unhideWhenUsed="1"/>
+    <w:lsdException w:name="footnote text" w:semiHidden="1" w:unhideWhenUsed="1"/>
+    <w:lsdException w:name="annotation text" w:semiHidden="1" w:unhideWhenUsed="1"/>
+    <w:lsdException w:name="header" w:semiHidden="1" w:unhideWhenUsed="1"/>
+    <w:lsdException w:name="footer" w:semiHidden="1" w:unhideWhenUsed="1"/>
+    <w:lsdException w:name="index heading" w:semiHidden="1" w:unhideWhenUsed="1"/>
+    <w:lsdException w:name="caption" w:semiHidden="1" w:uiPriority="35" w:unhideWhenUsed="1" w:qFormat="1"/>
+    <w:lsdException w:name="table of figures" w:semiHidden="1" w:unhideWhenUsed="1"/>
+    <w:lsdException w:name="envelope address" w:semiHidden="1" w:unhideWhenUsed="1"/>
+    <w:lsdException w:name="envelope return" w:semiHidden="1" w:unhideWhenUsed="1"/>
+    <w:lsdException w:name="footnote reference" w:semiHidden="1" w:unhideWhenUsed="1"/>
+    <w:lsdException w:name="annotation reference" w:semiHidden="1" w:unhideWhenUsed="1"/>
+    <w:lsdException w:name="line number" w:semiHidden="1" w:unhideWhenUsed="1"/>
+    <w:lsdException w:name="page number" w:semiHidden="1" w:unhideWhenUsed="1"/>
+    <w:lsdException w:name="endnote reference" w:semiHidden="1" w:unhideWhenUsed="1"/>
+    <w:lsdException w:name="endnote text" w:semiHidden="1" w:unhideWhenUsed="1"/>
+    <w:lsdException w:name="table of authorities" w:semiHidden="1" w:unhideWhenUsed="1"/>
+    <w:lsdException w:name="macro" w:semiHidden="1" w:unhideWhenUsed="1"/>
+    <w:lsdException w:name="toa heading" w:semiHidden="1" w:unhideWhenUsed="1"/>
+    <w:lsdException w:name="List" w:semiHidden="1" w:unhideWhenUsed="1"/>
+    <w:lsdException w:name="List Bullet" w:semiHidden="1" w:unhideWhenUsed="1"/>
+    <w:lsdException w:name="List Number" w:semiHidden="1" w:unhideWhenUsed="1"/>
+    <w:lsdException w:name="List 2" w:semiHidden="1" w:unhideWhenUsed="1"/>
+    <w:lsdException w:name="List 3" w:semiHidden="1" w:unhideWhenUsed="1"/>
+    <w:lsdException w:name="List 4" w:semiHidden="1" w:unhideWhenUsed="1"/>
+    <w:lsdException w:name="List 5" w:semiHidden="1" w:unhideWhenUsed="1"/>
+    <w:lsdException w:name="List Bullet 2" w:semiHidden="1" w:unhideWhenUsed="1"/>
+    <w:lsdException w:name="List Bullet 3" w:semiHidden="1" w:unhideWhenUsed="1"/>
+    <w:lsdException w:name="List Bullet 4" w:semiHidden="1" w:unhideWhenUsed="1"/>
+    <w:lsdException w:name="List Bullet 5" w:semiHidden="1" w:unhideWhenUsed="1"/>
+    <w:lsdException w:name="List Number 2" w:semiHidden="1" w:unhideWhenUsed="1"/>
+    <w:lsdException w:name="List Number 3" w:semiHidden="1" w:unhideWhenUsed="1"/>
+    <w:lsdException w:name="List Number 4" w:semiHidden="1" w:unhideWhenUsed="1"/>
+    <w:lsdException w:name="List Number 5" w:semiHidden="1" w:unhideWhenUsed="1"/>
+    <w:lsdException w:name="Title" w:uiPriority="10" w:qFormat="1"/>
+    <w:lsdException w:name="Closing" w:semiHidden="1" w:unhideWhenUsed="1"/>
+    <w:lsdException w:name="Signature" w:semiHidden="1" w:unhideWhenUsed="1"/>
+    <w:lsdException w:name="Default Paragraph Font" w:semiHidden="1" w:uiPriority="1" w:unhideWhenUsed="1"/>
+    <w:lsdException w:name="Body Text" w:semiHidden="1" w:unhideWhenUsed="1"/>
+    <w:lsdException w:name="Body Text Indent" w:semiHidden="1" w:unhideWhenUsed="1"/>
+    <w:lsdException w:name="List Continue" w:semiHidden="1" w:unhideWhenUsed="1"/>
+    <w:lsdException w:name="List Continue 2" w:semiHidden="1" w:unhideWhenUsed="1"/>
+    <w:lsdException w:name="List Continue 3" w:semiHidden="1" w:unhideWhenUsed="1"/>
+    <w:lsdException w:name="List Continue 4" w:semiHidden="1" w:unhideWhenUsed="1"/>
+    <w:lsdException w:name="List Continue 5" w:semiHidden="1" w:unhideWhenUsed="1"/>
+    <w:lsdException w:name="Message Header" w:semiHidden="1" w:unhideWhenUsed="1"/>
+    <w:lsdException w:name="Subtitle" w:uiPriority="11" w:qFormat="1"/>
+    <w:lsdException w:name="Salutation" w:semiHidden="1" w:unhideWhenUsed="1"/>
+    <w:lsdException w:name="Date" w:semiHidden="1" w:unhideWhenUsed="1"/>
+    <w:lsdException w:name="Body Text First Indent" w:semiHidden="1" w:unhideWhenUsed="1"/>
+    <w:lsdException w:name="Body Text First Indent 2" w:semiHidden="1" w:unhideWhenUsed="1"/>
+    <w:lsdException w:name="Note Heading" w:semiHidden="1" w:unhideWhenUsed="1"/>
+    <w:lsdException w:name="Body Text 2" w:semiHidden="1" w:unhideWhenUsed="1"/>
+    <w:lsdException w:name="Body Text 3" w:semiHidden="1" w:unhideWhenUsed="1"/>
+    <w:lsdException w:name="Body Text Indent 2" w:semiHidden="1" w:unhideWhenUsed="1"/>
+    <w:lsdException w:name="Body Text Indent 3" w:semiHidden="1" w:unhideWhenUsed="1"/>
+    <w:lsdException w:name="Block Text" w:semiHidden="1" w:unhideWhenUsed="1"/>
+    <w:lsdException w:name="Hyperlink" w:semiHidden="1" w:unhideWhenUsed="1"/>
+    <w:lsdException w:name="FollowedHyperlink" w:semiHidden="1" w:unhideWhenUsed="1"/>
+    <w:lsdException w:name="Strong" w:uiPriority="22" w:qFormat="1"/>
+    <w:lsdException w:name="Emphasis" w:uiPriority="20" w:qFormat="1"/>
+    <w:lsdException w:name="Document Map" w:semiHidden="1" w:unhideWhenUsed="1"/>
+    <w:lsdException w:name="Plain Text" w:semiHidden="1" w:unhideWhenUsed="1"/>
+    <w:lsdException w:name="E-mail Signature" w:semiHidden="1" w:unhideWhenUsed="1"/>
+    <w:lsdException w:name="HTML Top of Form" w:semiHidden="1" w:unhideWhenUsed="1"/>
+    <w:lsdException w:name="HTML Bottom of Form" w:semiHidden="1" w:unhideWhenUsed="1"/>
+    <w:lsdException w:name="Normal (Web)" w:semiHidden="1" w:unhideWhenUsed="1"/>
+    <w:lsdException w:name="HTML Acronym" w:semiHidden="1" w:unhideWhenUsed="1"/>
+    <w:lsdException w:name="HTML Address" w:semiHidden="1" w:unhideWhenUsed="1"/>
+    <w:lsdException w:name="HTML Cite" w:semiHidden="1" w:unhideWhenUsed="1"/>
+    <w:lsdException w:name="HTML Code" w:semiHidden="1" w:unhideWhenUsed="1"/>
+    <w:lsdException w:name="HTML Definition" w:semiHidden="1" w:unhideWhenUsed="1"/>
+    <w:lsdException w:name="HTML Keyboard" w:semiHidden="1" w:unhideWhenUsed="1"/>
+    <w:lsdException w:name="HTML Preformatted" w:semiHidden="1" w:unhideWhenUsed="1"/>
+    <w:lsdException w:name="HTML Sample" w:semiHidden="1" w:unhideWhenUsed="1"/>
+    <w:lsdException w:name="HTML Typewriter" w:semiHidden="1" w:unhideWhenUsed="1"/>
+    <w:lsdException w:name="HTML Variable" w:semiHidden="1" w:unhideWhenUsed="1"/>
+    <w:lsdException w:name="Normal Table" w:semiHidden="1" w:unhideWhenUsed="1"/>
+    <w:lsdException w:name="annotation subject" w:semiHidden="1" w:unhideWhenUsed="1"/>
+    <w:lsdException w:name="No List" w:semiHidden="1" w:unhideWhenUsed="1"/>
+    <w:lsdException w:name="Outline List 1" w:semiHidden="1" w:unhideWhenUsed="1"/>
+    <w:lsdException w:name="Outline List 2" w:semiHidden="1" w:unhideWhenUsed="1"/>
+    <w:lsdException w:name="Outline List 3" w:semiHidden="1" w:unhideWhenUsed="1"/>
+    <w:lsdException w:name="Table Simple 1" w:semiHidden="1" w:unhideWhenUsed="1"/>
+    <w:lsdException w:name="Table Simple 2" w:semiHidden="1" w:unhideWhenUsed="1"/>
+    <w:lsdException w:name="Table Simple 3" w:semiHidden="1" w:unhideWhenUsed="1"/>
+    <w:lsdException w:name="Table Classic 1" w:semiHidden="1" w:unhideWhenUsed="1"/>
+    <w:lsdException w:name="Table Classic 2" w:semiHidden="1" w:unhideWhenUsed="1"/>
+    <w:lsdException w:name="Table Classic 3" w:semiHidden="1" w:unhideWhenUsed="1"/>
+    <w:lsdException w:name="Table Classic 4" w:semiHidden="1" w:unhideWhenUsed="1"/>
+    <w:lsdException w:name="Table Colorful 1" w:semiHidden="1" w:unhideWhenUsed="1"/>
+    <w:lsdException w:name="Table Colorful 2" w:semiHidden="1" w:unhideWhenUsed="1"/>
+    <w:lsdException w:name="Table Colorful 3" w:semiHidden="1" w:unhideWhenUsed="1"/>
+    <w:lsdException w:name="Table Columns 1" w:semiHidden="1" w:unhideWhenUsed="1"/>
+    <w:lsdException w:name="Table Columns 2" w:semiHidden="1" w:unhideWhenUsed="1"/>
+    <w:lsdException w:name="Table Columns 3" w:semiHidden="1" w:unhideWhenUsed="1"/>
+    <w:lsdException w:name="Table Columns 4" w:semiHidden="1" w:unhideWhenUsed="1"/>
+    <w:lsdException w:name="Table Columns 5" w:semiHidden="1" w:unhideWhenUsed="1"/>
+    <w:lsdException w:name="Table Grid 1" w:semiHidden="1" w:unhideWhenUsed="1"/>
+    <w:lsdException w:name="Table Grid 2" w:semiHidden="1" w:unhideWhenUsed="1"/>
+    <w:lsdException w:name="Table Grid 3" w:semiHidden="1" w:unhideWhenUsed="1"/>
+    <w:lsdException w:name="Table Grid 4" w:semiHidden="1" w:unhideWhenUsed="1"/>
+    <w:lsdException w:name="Table Grid 5" w:semiHidden="1" w:unhideWhenUsed="1"/>
+    <w:lsdException w:name="Table Grid 6" w:semiHidden="1" w:unhideWhenUsed="1"/>
+    <w:lsdException w:name="Table Grid 7" w:semiHidden="1" w:unhideWhenUsed="1"/>
+    <w:lsdException w:name="Table Grid 8" w:semiHidden="1" w:unhideWhenUsed="1"/>
+    <w:lsdException w:name="Table List 1" w:semiHidden="1" w:unhideWhenUsed="1"/>
+    <w:lsdException w:name="Table List 2" w:semiHidden="1" w:unhideWhenUsed="1"/>
+    <w:lsdException w:name="Table List 3" w:semiHidden="1" w:unhideWhenUsed="1"/>
+    <w:lsdException w:name="Table List 4" w:semiHidden="1" w:unhideWhenUsed="1"/>
+    <w:lsdException w:name="Table List 5" w:semiHidden="1" w:unhideWhenUsed="1"/>
+    <w:lsdException w:name="Table List 6" w:semiHidden="1" w:unhideWhenUsed="1"/>
+    <w:lsdException w:name="Table List 7" w:semiHidden="1" w:unhideWhenUsed="1"/>
+    <w:lsdException w:name="Table List 8" w:semiHidden="1" w:unhideWhenUsed="1"/>
+    <w:lsdException w:name="Table 3D effects 1" w:semiHidden="1" w:unhideWhenUsed="1"/>
+    <w:lsdException w:name="Table 3D effects 2" w:semiHidden="1" w:unhideWhenUsed="1"/>
+    <w:lsdException w:name="Table 3D effects 3" w:semiHidden="1" w:unhideWhenUsed="1"/>
+    <w:lsdException w:name="Table Contemporary" w:semiHidden="1" w:unhideWhenUsed="1"/>
+    <w:lsdException w:name="Table Elegant" w:semiHidden="1" w:unhideWhenUsed="1"/>
+    <w:lsdException w:name="Table Professional" w:semiHidden="1" w:unhideWhenUsed="1"/>
+    <w:lsdException w:name="Table Subtle 1" w:semiHidden="1" w:unhideWhenUsed="1"/>
+    <w:lsdException w:name="Table Subtle 2" w:semiHidden="1" w:unhideWhenUsed="1"/>
+    <w:lsdException w:name="Table Web 1" w:semiHidden="1" w:unhideWhenUsed="1"/>
+    <w:lsdException w:name="Table Web 2" w:semiHidden="1" w:unhideWhenUsed="1"/>
+    <w:lsdException w:name="Table Web 3" w:semiHidden="1" w:unhideWhenUsed="1"/>
+    <w:lsdException w:name="Balloon Text" w:semiHidden="1" w:unhideWhenUsed="1"/>
+    <w:lsdException w:name="Table Grid" w:uiPriority="39"/>
+    <w:lsdException w:name="Table Theme" w:semiHidden="1" w:unhideWhenUsed="1"/>
+    <w:lsdException w:name="Placeholder Text" w:semiHidden="1"/>
+    <w:lsdException w:name="No Spacing" w:uiPriority="1" w:qFormat="1"/>
+    <w:lsdException w:name="Light Shading" w:uiPriority="60"/>
+    <w:lsdException w:name="Light List" w:uiPriority="61"/>
+    <w:lsdException w:name="Light Grid" w:uiPriority="62"/>
+    <w:lsdException w:name="Medium Shading 1" w:uiPriority="63"/>
+    <w:lsdException w:name="Medium Shading 2" w:uiPriority="64"/>
+    <w:lsdException w:name="Medium List 1" w:uiPriority="65"/>
+    <w:lsdException w:name="Medium List 2" w:uiPriority="66"/>
+    <w:lsdException w:name="Medium Grid 1" w:uiPriority="67"/>
+    <w:lsdException w:name="Medium Grid 2" w:uiPriority="68"/>
+    <w:lsdException w:name="Medium Grid 3" w:uiPriority="69"/>
+    <w:lsdException w:name="Dark List" w:uiPriority="70"/>
+    <w:lsdException w:name="Colorful Shading" w:uiPriority="71"/>
+    <w:lsdException w:name="Colorful List" w:uiPriority="72"/>
+    <w:lsdException w:name="Colorful Grid" w:uiPriority="73"/>
+    <w:lsdException w:name="Light Shading Accent 1" w:uiPriority="60"/>
+    <w:lsdException w:name="Light List Accent 1" w:uiPriority="61"/>
+    <w:lsdException w:name="Light Grid Accent 1" w:uiPriority="62"/>
+    <w:lsdException w:name="Medium Shading 1 Accent 1" w:uiPriority="63"/>
+    <w:lsdException w:name="Medium Shading 2 Accent 1" w:uiPriority="64"/>
+    <w:lsdException w:name="Medium List 1 Accent 1" w:uiPriority="65"/>
+    <w:lsdException w:name="Revision" w:semiHidden="1"/>
+    <w:lsdException w:name="List Paragraph" w:uiPriority="34" w:qFormat="1"/>
+    <w:lsdException w:name="Quote" w:uiPriority="29" w:qFormat="1"/>
+    <w:lsdException w:name="Intense Quote" w:uiPriority="30" w:qFormat="1"/>
+    <w:lsdException w:name="Medium List 2 Accent 1" w:uiPriority="66"/>
+    <w:lsdException w:name="Medium Grid 1 Accent 1" w:uiPriority="67"/>
+    <w:lsdException w:name="Medium Grid 2 Accent 1" w:uiPriority="68"/>
+    <w:lsdException w:name="Medium Grid 3 Accent 1" w:uiPriority="69"/>
+    <w:lsdException w:name="Dark List Accent 1" w:uiPriority="70"/>
+    <w:lsdException w:name="Colorful Shading Accent 1" w:uiPriority="71"/>
+    <w:lsdException w:name="Colorful List Accent 1" w:uiPriority="72"/>
+    <w:lsdException w:name="Colorful Grid Accent 1" w:uiPriority="73"/>
+    <w:lsdException w:name="Light Shading Accent 2" w:uiPriority="60"/>
+    <w:lsdException w:name="Light List Accent 2" w:uiPriority="61"/>
+    <w:lsdException w:name="Light Grid Accent 2" w:uiPriority="62"/>
+    <w:lsdException w:name="Medium Shading 1 Accent 2" w:uiPriority="63"/>
+    <w:lsdException w:name="Medium Shading 2 Accent 2" w:uiPriority="64"/>
+    <w:lsdException w:name="Medium List 1 Accent 2" w:uiPriority="65"/>
+    <w:lsdException w:name="Medium List 2 Accent 2" w:uiPriority="66"/>
+    <w:lsdException w:name="Medium Grid 1 Accent 2" w:uiPriority="67"/>
+    <w:lsdException w:name="Medium Grid 2 Accent 2" w:uiPriority="68"/>
+    <w:lsdException w:name="Medium Grid 3 Accent 2" w:uiPriority="69"/>
+    <w:lsdException w:name="Dark List Accent 2" w:uiPriority="70"/>
+    <w:lsdException w:name="Colorful Shading Accent 2" w:uiPriority="71"/>
+    <w:lsdException w:name="Colorful List Accent 2" w:uiPriority="72"/>
+    <w:lsdException w:name="Colorful Grid Accent 2" w:uiPriority="73"/>
+    <w:lsdException w:name="Light Shading Accent 3" w:uiPriority="60"/>
+    <w:lsdException w:name="Light List Accent 3" w:uiPriority="61"/>
+    <w:lsdException w:name="Light Grid Accent 3" w:uiPriority="62"/>
+    <w:lsdException w:name="Medium Shading 1 Accent 3" w:uiPriority="63"/>
+    <w:lsdException w:name="Medium Shading 2 Accent 3" w:uiPriority="64"/>
+    <w:lsdException w:name="Medium List 1 Accent 3" w:uiPriority="65"/>
+    <w:lsdException w:name="Medium List 2 Accent 3" w:uiPriority="66"/>
+    <w:lsdException w:name="Medium Grid 1 Accent 3" w:uiPriority="67"/>
+    <w:lsdException w:name="Medium Grid 2 Accent 3" w:uiPriority="68"/>
+    <w:lsdException w:name="Medium Grid 3 Accent 3" w:uiPriority="69"/>
+    <w:lsdException w:name="Dark List Accent 3" w:uiPriority="70"/>
+    <w:lsdException w:name="Colorful Shading Accent 3" w:uiPriority="71"/>
+    <w:lsdException w:name="Colorful List Accent 3" w:uiPriority="72"/>
+    <w:lsdException w:name="Colorful Grid Accent 3" w:uiPriority="73"/>
+    <w:lsdException w:name="Light Shading Accent 4" w:uiPriority="60"/>
+    <w:lsdException w:name="Light List Accent 4" w:uiPriority="61"/>
+    <w:lsdException w:name="Light Grid Accent 4" w:uiPriority="62"/>
+    <w:lsdException w:name="Medium Shading 1 Accent 4" w:uiPriority="63"/>
+    <w:lsdException w:name="Medium Shading 2 Accent 4" w:uiPriority="64"/>
+    <w:lsdException w:name="Medium List 1 Accent 4" w:uiPriority="65"/>
+    <w:lsdException w:name="Medium List 2 Accent 4" w:uiPriority="66"/>
+    <w:lsdException w:name="Medium Grid 1 Accent 4" w:uiPriority="67"/>
+    <w:lsdException w:name="Medium Grid 2 Accent 4" w:uiPriority="68"/>
+    <w:lsdException w:name="Medium Grid 3 Accent 4" w:uiPriority="69"/>
+    <w:lsdException w:name="Dark List Accent 4" w:uiPriority="70"/>
+    <w:lsdException w:name="Colorful Shading Accent 4" w:uiPriority="71"/>
+    <w:lsdException w:name="Colorful List Accent 4" w:uiPriority="72"/>
+    <w:lsdException w:name="Colorful Grid Accent 4" w:uiPriority="73"/>
+    <w:lsdException w:name="Light Shading Accent 5" w:uiPriority="60"/>
+    <w:lsdException w:name="Light List Accent 5" w:uiPriority="61"/>
+    <w:lsdException w:name="Light Grid Accent 5" w:uiPriority="62"/>
+    <w:lsdException w:name="Medium Shading 1 Accent 5" w:uiPriority="63"/>
+    <w:lsdException w:name="Medium Shading 2 Accent 5" w:uiPriority="64"/>
+    <w:lsdException w:name="Medium List 1 Accent 5" w:uiPriority="65"/>
+    <w:lsdException w:name="Medium List 2 Accent 5" w:uiPriority="66"/>
+    <w:lsdException w:name="Medium Grid 1 Accent 5" w:uiPriority="67"/>
+    <w:lsdException w:name="Medium Grid 2 Accent 5" w:uiPriority="68"/>
+    <w:lsdException w:name="Medium Grid 3 Accent 5" w:uiPriority="69"/>
+    <w:lsdException w:name="Dark List Accent 5" w:uiPriority="70"/>
+    <w:lsdException w:name="Colorful Shading Accent 5" w:uiPriority="71"/>
+    <w:lsdException w:name="Colorful List Accent 5" w:uiPriority="72"/>
+    <w:lsdException w:name="Colorful Grid Accent 5" w:uiPriority="73"/>
+    <w:lsdException w:name="Light Shading Accent 6" w:uiPriority="60"/>
+    <w:lsdException w:name="Light List Accent 6" w:uiPriority="61"/>
+    <w:lsdException w:name="Light Grid Accent 6" w:uiPriority="62"/>
+    <w:lsdException w:name="Medium Shading 1 Accent 6" w:uiPriority="63"/>
+    <w:lsdException w:name="Medium Shading 2 Accent 6" w:uiPriority="64"/>
+    <w:lsdException w:name="Medium List 1 Accent 6" w:uiPriority="65"/>
+    <w:lsdException w:name="Medium List 2 Accent 6" w:uiPriority="66"/>
+    <w:lsdException w:name="Medium Grid 1 Accent 6" w:uiPriority="67"/>
+    <w:lsdException w:name="Medium Grid 2 Accent 6" w:uiPriority="68"/>
+    <w:lsdException w:name="Medium Grid 3 Accent 6" w:uiPriority="69"/>
+    <w:lsdException w:name="Dark List Accent 6" w:uiPriority="70"/>
+    <w:lsdException w:name="Colorful Shading Accent 6" w:uiPriority="71"/>
+    <w:lsdException w:name="Colorful List Accent 6" w:uiPriority="72"/>
+    <w:lsdException w:name="Colorful Grid Accent 6" w:uiPriority="73"/>
+    <w:lsdException w:name="Subtle Emphasis" w:uiPriority="19" w:qFormat="1"/>
+    <w:lsdException w:name="Intense Emphasis" w:uiPriority="21" w:qFormat="1"/>
+    <w:lsdException w:name="Subtle Reference" w:uiPriority="31" w:qFormat="1"/>
+    <w:lsdException w:name="Intense Reference" w:uiPriority="32" w:qFormat="1"/>
+    <w:lsdException w:name="Book Title" w:uiPriority="33" w:qFormat="1"/>
+    <w:lsdException w:name="Bibliography" w:semiHidden="1" w:uiPriority="37" w:unhideWhenUsed="1"/>
+    <w:lsdException w:name="TOC Heading" w:semiHidden="1" w:uiPriority="39" w:unhideWhenUsed="1" w:qFormat="1"/>
+    <w:lsdException w:name="Plain Table 1" w:uiPriority="41"/>
+    <w:lsdException w:name="Plain Table 2" w:uiPriority="42"/>
+    <w:lsdException w:name="Plain Table 3" w:uiPriority="43"/>
+    <w:lsdException w:name="Plain Table 4" w:uiPriority="44"/>
+    <w:lsdException w:name="Plain Table 5" w:uiPriority="45"/>
+    <w:lsdException w:name="Grid Table Light" w:uiPriority="40"/>
+    <w:lsdException w:name="Grid Table 1 Light" w:uiPriority="46"/>
+    <w:lsdException w:name="Grid Table 2" w:uiPriority="47"/>
+    <w:lsdException w:name="Grid Table 3" w:uiPriority="48"/>
+    <w:lsdException w:name="Grid Table 4" w:uiPriority="49"/>
+    <w:lsdException w:name="Grid Table 5 Dark" w:uiPriority="50"/>
+    <w:lsdException w:name="Grid Table 6 Colorful" w:uiPriority="51"/>
+    <w:lsdException w:name="Grid Table 7 Colorful" w:uiPriority="52"/>
+    <w:lsdException w:name="Grid Table 1 Light Accent 1" w:uiPriority="46"/>
+    <w:lsdException w:name="Grid Table 2 Accent 1" w:uiPriority="47"/>
+    <w:lsdException w:name="Grid Table 3 Accent 1" w:uiPriority="48"/>
+    <w:lsdException w:name="Grid Table 4 Accent 1" w:uiPriority="49"/>
+    <w:lsdException w:name="Grid Table 5 Dark Accent 1" w:uiPriority="50"/>
+    <w:lsdException w:name="Grid Table 6 Colorful Accent 1" w:uiPriority="51"/>
+    <w:lsdException w:name="Grid Table 7 Colorful Accent 1" w:uiPriority="52"/>
+    <w:lsdException w:name="Grid Table 1 Light Accent 2" w:uiPriority="46"/>
+    <w:lsdException w:name="Grid Table 2 Accent 2" w:uiPriority="47"/>
+    <w:lsdException w:name="Grid Table 3 Accent 2" w:uiPriority="48"/>
+    <w:lsdException w:name="Grid Table 4 Accent 2" w:uiPriority="49"/>
+    <w:lsdException w:name="Grid Table 5 Dark Accent 2" w:uiPriority="50"/>
+    <w:lsdException w:name="Grid Table 6 Colorful Accent 2" w:uiPriority="51"/>
+    <w:lsdException w:name="Grid Table 7 Colorful Accent 2" w:uiPriority="52"/>
+    <w:lsdException w:name="Grid Table 1 Light Accent 3" w:uiPriority="46"/>
+    <w:lsdException w:name="Grid Table 2 Accent 3" w:uiPriority="47"/>
+    <w:lsdException w:name="Grid Table 3 Accent 3" w:uiPriority="48"/>
+    <w:lsdException w:name="Grid Table 4 Accent 3" w:uiPriority="49"/>
+    <w:lsdException w:name="Grid Table 5 Dark Accent 3" w:uiPriority="50"/>
+    <w:lsdException w:name="Grid Table 6 Colorful Accent 3" w:uiPriority="51"/>
+    <w:lsdException w:name="Grid Table 7 Colorful Accent 3" w:uiPriority="52"/>
+    <w:lsdException w:name="Grid Table 1 Light Accent 4" w:uiPriority="46"/>
+    <w:lsdException w:name="Grid Table 2 Accent 4" w:uiPriority="47"/>
+    <w:lsdException w:name="Grid Table 3 Accent 4" w:uiPriority="48"/>
+    <w:lsdException w:name="Grid Table 4 Accent 4" w:uiPriority="49"/>
+    <w:lsdException w:name="Grid Table 5 Dark Accent 4" w:uiPriority="50"/>
+    <w:lsdException w:name="Grid Table 6 Colorful Accent 4" w:uiPriority="51"/>
+    <w:lsdException w:name="Grid Table 7 Colorful Accent 4" w:uiPriority="52"/>
+    <w:lsdException w:name="Grid Table 1 Light Accent 5" w:uiPriority="46"/>
+    <w:lsdException w:name="Grid Table 2 Accent 5" w:uiPriority="47"/>
+    <w:lsdException w:name="Grid Table 3 Accent 5" w:uiPriority="48"/>
+    <w:lsdException w:name="Grid Table 4 Accent 5" w:uiPriority="49"/>
+    <w:lsdException w:name="Grid Table 5 Dark Accent 5" w:uiPriority="50"/>
+    <w:lsdException w:name="Grid Table 6 Colorful Accent 5" w:uiPriority="51"/>
+    <w:lsdException w:name="Grid Table 7 Colorful Accent 5" w:uiPriority="52"/>
+    <w:lsdException w:name="Grid Table 1 Light Accent 6" w:uiPriority="46"/>
+    <w:lsdException w:name="Grid Table 2 Accent 6" w:uiPriority="47"/>
+    <w:lsdException w:name="Grid Table 3 Accent 6" w:uiPriority="48"/>
+    <w:lsdException w:name="Grid Table 4 Accent 6" w:uiPriority="49"/>
+    <w:lsdException w:name="Grid Table 5 Dark Accent 6" w:uiPriority="50"/>
+    <w:lsdException w:name="Grid Table 6 Colorful Accent 6" w:uiPriority="51"/>
+    <w:lsdException w:name="Grid Table 7 Colorful Accent 6" w:uiPriority="52"/>
+    <w:lsdException w:name="List Table 1 Light" w:uiPriority="46"/>
+    <w:lsdException w:name="List Table 2" w:uiPriority="47"/>
+    <w:lsdException w:name="List Table 3" w:uiPriority="48"/>
+    <w:lsdException w:name="List Table 4" w:uiPriority="49"/>
+    <w:lsdException w:name="List Table 5 Dark" w:uiPriority="50"/>
+    <w:lsdException w:name="List Table 6 Colorful" w:uiPriority="51"/>
+    <w:lsdException w:name="List Table 7 Colorful" w:uiPriority="52"/>
+    <w:lsdException w:name="List Table 1 Light Accent 1" w:uiPriority="46"/>
+    <w:lsdException w:name="List Table 2 Accent 1" w:uiPriority="47"/>
+    <w:lsdException w:name="List Table 3 Accent 1" w:uiPriority="48"/>
+    <w:lsdException w:name="List Table 4 Accent 1" w:uiPriority="49"/>
+    <w:lsdException w:name="List Table 5 Dark Accent 1" w:uiPriority="50"/>
+    <w:lsdException w:name="List Table 6 Colorful Accent 1" w:uiPriority="51"/>
+    <w:lsdException w:name="List Table 7 Colorful Accent 1" w:uiPriority="52"/>
+    <w:lsdException w:name="List Table 1 Light Accent 2" w:uiPriority="46"/>
+    <w:lsdException w:name="List Table 2 Accent 2" w:uiPriority="47"/>
+    <w:lsdException w:name="List Table 3 Accent 2" w:uiPriority="48"/>
+    <w:lsdException w:name="List Table 4 Accent 2" w:uiPriority="49"/>
+    <w:lsdException w:name="List Table 5 Dark Accent 2" w:uiPriority="50"/>
+    <w:lsdException w:name="List Table 6 Colorful Accent 2" w:uiPriority="51"/>
+    <w:lsdException w:name="List Table 7 Colorful Accent 2" w:uiPriority="52"/>
+    <w:lsdException w:name="List Table 1 Light Accent 3" w:uiPriority="46"/>
+    <w:lsdException w:name="List Table 2 Accent 3" w:uiPriority="47"/>
+    <w:lsdException w:name="List Table 3 Accent 3" w:uiPriority="48"/>
+    <w:lsdException w:name="List Table 4 Accent 3" w:uiPriority="49"/>
+    <w:lsdException w:name="List Table 5 Dark Accent 3" w:uiPriority="50"/>
+    <w:lsdException w:name="List Table 6 Colorful Accent 3" w:uiPriority="51"/>
+    <w:lsdException w:name="List Table 7 Colorful Accent 3" w:uiPriority="52"/>
+    <w:lsdException w:name="List Table 1 Light Accent 4" w:uiPriority="46"/>
+    <w:lsdException w:name="List Table 2 Accent 4" w:uiPriority="47"/>
+    <w:lsdException w:name="List Table 3 Accent 4" w:uiPriority="48"/>
+    <w:lsdException w:name="List Table 4 Accent 4" w:uiPriority="49"/>
+    <w:lsdException w:name="List Table 5 Dark Accent 4" w:uiPriority="50"/>
+    <w:lsdException w:name="List Table 6 Colorful Accent 4" w:uiPriority="51"/>
+    <w:lsdException w:name="List Table 7 Colorful Accent 4" w:uiPriority="52"/>
+    <w:lsdException w:name="List Table 1 Light Accent 5" w:uiPriority="46"/>
+    <w:lsdException w:name="List Table 2 Accent 5" w:uiPriority="47"/>
+    <w:lsdException w:name="List Table 3 Accent 5" w:uiPriority="48"/>
+    <w:lsdException w:name="List Table 4 Accent 5" w:uiPriority="49"/>
+    <w:lsdException w:name="List Table 5 Dark Accent 5" w:uiPriority="50"/>
+    <w:lsdException w:name="List Table 6 Colorful Accent 5" w:uiPriority="51"/>
+    <w:lsdException w:name="List Table 7 Colorful Accent 5" w:uiPriority="52"/>
+    <w:lsdException w:name="List Table 1 Light Accent 6" w:uiPriority="46"/>
+    <w:lsdException w:name="List Table 2 Accent 6" w:uiPriority="47"/>
+    <w:lsdException w:name="List Table 3 Accent 6" w:uiPriority="48"/>
+    <w:lsdException w:name="List Table 4 Accent 6" w:uiPriority="49"/>
+    <w:lsdException w:name="List Table 5 Dark Accent 6" w:uiPriority="50"/>
+    <w:lsdException w:name="List Table 6 Colorful Accent 6" w:uiPriority="51"/>
+    <w:lsdException w:name="List Table 7 Colorful Accent 6" w:uiPriority="52"/>
+    <w:lsdException w:name="Mention" w:semiHidden="1" w:unhideWhenUsed="1"/>
+    <w:lsdException w:name="Smart Hyperlink" w:semiHidden="1" w:unhideWhenUsed="1"/>
+    <w:lsdException w:name="Hashtag" w:semiHidden="1" w:unhideWhenUsed="1"/>
+    <w:lsdException w:name="Unresolved Mention" w:semiHidden="1" w:unhideWhenUsed="1"/>
+    <w:lsdException w:name="Smart Link" w:semiHidden="1" w:unhideWhenUsed="1"/>
+  </w:latentStyles>
+  <w:style w:type="paragraph" w:default="1" w:styleId="Normal">
+    <w:name w:val="Normal"/>
+    <w:qFormat/>
   </w:style>
   <w:style w:type="paragraph" w:styleId="Heading1">
     <w:name w:val="heading 1"/>
     <w:basedOn w:val="Normal"/>
     <w:next w:val="Normal"/>
+    <w:uiPriority w:val="9"/>
+    <w:qFormat/>
     <w:pPr>
-      <w:keepNext w:val="1"/>
-      <w:keepLines w:val="1"/>
-      <w:pageBreakBefore w:val="0"/>
-      <w:spacing w:after="120" w:before="480" w:lineRule="auto"/>
+      <w:keepNext/>
+      <w:keepLines/>
+      <w:spacing w:before="480" w:after="120"/>
+      <w:outlineLvl w:val="0"/>
     </w:pPr>
     <w:rPr>
-      <w:b w:val="1"/>
+      <w:b/>
       <w:sz w:val="48"/>
       <w:szCs w:val="48"/>
     </w:rPr>
@@ -675,14 +1057,17 @@
     <w:name w:val="heading 2"/>
     <w:basedOn w:val="Normal"/>
     <w:next w:val="Normal"/>
+    <w:uiPriority w:val="9"/>
+    <w:unhideWhenUsed/>
+    <w:qFormat/>
     <w:pPr>
-      <w:keepNext w:val="1"/>
-      <w:keepLines w:val="1"/>
-      <w:pageBreakBefore w:val="0"/>
-      <w:spacing w:after="80" w:before="360" w:lineRule="auto"/>
+      <w:keepNext/>
+      <w:keepLines/>
+      <w:spacing w:before="360" w:after="80"/>
+      <w:outlineLvl w:val="1"/>
     </w:pPr>
     <w:rPr>
-      <w:b w:val="1"/>
+      <w:b/>
       <w:sz w:val="36"/>
       <w:szCs w:val="36"/>
     </w:rPr>
@@ -691,14 +1076,18 @@
     <w:name w:val="heading 3"/>
     <w:basedOn w:val="Normal"/>
     <w:next w:val="Normal"/>
+    <w:uiPriority w:val="9"/>
+    <w:semiHidden/>
+    <w:unhideWhenUsed/>
+    <w:qFormat/>
     <w:pPr>
-      <w:keepNext w:val="1"/>
-      <w:keepLines w:val="1"/>
-      <w:pageBreakBefore w:val="0"/>
-      <w:spacing w:after="80" w:before="280" w:lineRule="auto"/>
+      <w:keepNext/>
+      <w:keepLines/>
+      <w:spacing w:before="280" w:after="80"/>
+      <w:outlineLvl w:val="2"/>
     </w:pPr>
     <w:rPr>
-      <w:b w:val="1"/>
+      <w:b/>
       <w:sz w:val="28"/>
       <w:szCs w:val="28"/>
     </w:rPr>
@@ -707,14 +1096,18 @@
     <w:name w:val="heading 4"/>
     <w:basedOn w:val="Normal"/>
     <w:next w:val="Normal"/>
+    <w:uiPriority w:val="9"/>
+    <w:semiHidden/>
+    <w:unhideWhenUsed/>
+    <w:qFormat/>
     <w:pPr>
-      <w:keepNext w:val="1"/>
-      <w:keepLines w:val="1"/>
-      <w:pageBreakBefore w:val="0"/>
-      <w:spacing w:after="40" w:before="240" w:lineRule="auto"/>
+      <w:keepNext/>
+      <w:keepLines/>
+      <w:spacing w:before="240" w:after="40"/>
+      <w:outlineLvl w:val="3"/>
     </w:pPr>
     <w:rPr>
-      <w:b w:val="1"/>
+      <w:b/>
       <w:sz w:val="24"/>
       <w:szCs w:val="24"/>
     </w:rPr>
@@ -723,80 +1116,83 @@
     <w:name w:val="heading 5"/>
     <w:basedOn w:val="Normal"/>
     <w:next w:val="Normal"/>
+    <w:uiPriority w:val="9"/>
+    <w:semiHidden/>
+    <w:unhideWhenUsed/>
+    <w:qFormat/>
     <w:pPr>
-      <w:keepNext w:val="1"/>
-      <w:keepLines w:val="1"/>
-      <w:pageBreakBefore w:val="0"/>
-      <w:spacing w:after="40" w:before="220" w:lineRule="auto"/>
+      <w:keepNext/>
+      <w:keepLines/>
+      <w:spacing w:before="220" w:after="40"/>
+      <w:outlineLvl w:val="4"/>
     </w:pPr>
     <w:rPr>
-      <w:b w:val="1"/>
-      <w:sz w:val="22"/>
-      <w:szCs w:val="22"/>
+      <w:b/>
     </w:rPr>
   </w:style>
   <w:style w:type="paragraph" w:styleId="Heading6">
     <w:name w:val="heading 6"/>
     <w:basedOn w:val="Normal"/>
     <w:next w:val="Normal"/>
+    <w:uiPriority w:val="9"/>
+    <w:semiHidden/>
+    <w:unhideWhenUsed/>
+    <w:qFormat/>
     <w:pPr>
-      <w:keepNext w:val="1"/>
-      <w:keepLines w:val="1"/>
-      <w:pageBreakBefore w:val="0"/>
-      <w:spacing w:after="40" w:before="200" w:lineRule="auto"/>
+      <w:keepNext/>
+      <w:keepLines/>
+      <w:spacing w:before="200" w:after="40"/>
+      <w:outlineLvl w:val="5"/>
     </w:pPr>
     <w:rPr>
-      <w:b w:val="1"/>
+      <w:b/>
       <w:sz w:val="20"/>
       <w:szCs w:val="20"/>
     </w:rPr>
+  </w:style>
+  <w:style w:type="character" w:default="1" w:styleId="DefaultParagraphFont">
+    <w:name w:val="Default Paragraph Font"/>
+    <w:uiPriority w:val="1"/>
+    <w:semiHidden/>
+    <w:unhideWhenUsed/>
+  </w:style>
+  <w:style w:type="table" w:default="1" w:styleId="TableNormal">
+    <w:name w:val="Normal Table"/>
+    <w:uiPriority w:val="99"/>
+    <w:semiHidden/>
+    <w:unhideWhenUsed/>
+    <w:tblPr>
+      <w:tblInd w:w="0" w:type="dxa"/>
+      <w:tblCellMar>
+        <w:top w:w="0" w:type="dxa"/>
+        <w:left w:w="108" w:type="dxa"/>
+        <w:bottom w:w="0" w:type="dxa"/>
+        <w:right w:w="108" w:type="dxa"/>
+      </w:tblCellMar>
+    </w:tblPr>
+  </w:style>
+  <w:style w:type="numbering" w:default="1" w:styleId="NoList">
+    <w:name w:val="No List"/>
+    <w:uiPriority w:val="99"/>
+    <w:semiHidden/>
+    <w:unhideWhenUsed/>
   </w:style>
   <w:style w:type="paragraph" w:styleId="Title">
     <w:name w:val="Title"/>
     <w:basedOn w:val="Normal"/>
     <w:next w:val="Normal"/>
+    <w:uiPriority w:val="10"/>
+    <w:qFormat/>
     <w:pPr>
-      <w:keepNext w:val="1"/>
-      <w:keepLines w:val="1"/>
-      <w:pageBreakBefore w:val="0"/>
-      <w:spacing w:after="120" w:before="480" w:lineRule="auto"/>
+      <w:keepNext/>
+      <w:keepLines/>
+      <w:spacing w:before="480" w:after="120"/>
     </w:pPr>
     <w:rPr>
-      <w:b w:val="1"/>
+      <w:b/>
       <w:sz w:val="72"/>
       <w:szCs w:val="72"/>
     </w:rPr>
-  </w:style>
-  <w:style w:type="paragraph" w:styleId="Normal" w:default="1">
-    <w:name w:val="Normal"/>
-    <w:qFormat w:val="1"/>
-  </w:style>
-  <w:style w:type="character" w:styleId="DefaultParagraphFont" w:default="1">
-    <w:name w:val="Default Paragraph Font"/>
-    <w:uiPriority w:val="1"/>
-    <w:semiHidden w:val="1"/>
-    <w:unhideWhenUsed w:val="1"/>
-  </w:style>
-  <w:style w:type="table" w:styleId="TableNormal" w:default="1">
-    <w:name w:val="Normal Table"/>
-    <w:uiPriority w:val="99"/>
-    <w:semiHidden w:val="1"/>
-    <w:unhideWhenUsed w:val="1"/>
-    <w:tblPr>
-      <w:tblInd w:w="0.0" w:type="dxa"/>
-      <w:tblCellMar>
-        <w:top w:w="0.0" w:type="dxa"/>
-        <w:left w:w="108.0" w:type="dxa"/>
-        <w:bottom w:w="0.0" w:type="dxa"/>
-        <w:right w:w="108.0" w:type="dxa"/>
-      </w:tblCellMar>
-    </w:tblPr>
-  </w:style>
-  <w:style w:type="numbering" w:styleId="NoList" w:default="1">
-    <w:name w:val="No List"/>
-    <w:uiPriority w:val="99"/>
-    <w:semiHidden w:val="1"/>
-    <w:unhideWhenUsed w:val="1"/>
   </w:style>
   <w:style w:type="table" w:styleId="TableGrid">
     <w:name w:val="Table Grid"/>
@@ -808,12 +1204,12 @@
     </w:pPr>
     <w:tblPr>
       <w:tblBorders>
-        <w:top w:color="auto" w:space="0" w:sz="4" w:val="single"/>
-        <w:left w:color="auto" w:space="0" w:sz="4" w:val="single"/>
-        <w:bottom w:color="auto" w:space="0" w:sz="4" w:val="single"/>
-        <w:right w:color="auto" w:space="0" w:sz="4" w:val="single"/>
-        <w:insideH w:color="auto" w:space="0" w:sz="4" w:val="single"/>
-        <w:insideV w:color="auto" w:space="0" w:sz="4" w:val="single"/>
+        <w:top w:val="single" w:sz="4" w:space="0" w:color="auto"/>
+        <w:left w:val="single" w:sz="4" w:space="0" w:color="auto"/>
+        <w:bottom w:val="single" w:sz="4" w:space="0" w:color="auto"/>
+        <w:right w:val="single" w:sz="4" w:space="0" w:color="auto"/>
+        <w:insideH w:val="single" w:sz="4" w:space="0" w:color="auto"/>
+        <w:insideV w:val="single" w:sz="4" w:space="0" w:color="auto"/>
       </w:tblBorders>
     </w:tblPr>
   </w:style>
@@ -821,10 +1217,10 @@
     <w:name w:val="Hyperlink"/>
     <w:basedOn w:val="DefaultParagraphFont"/>
     <w:uiPriority w:val="99"/>
-    <w:unhideWhenUsed w:val="1"/>
+    <w:unhideWhenUsed/>
     <w:rsid w:val="003C4A8E"/>
     <w:rPr>
-      <w:color w:val="0563c1" w:themeColor="hyperlink"/>
+      <w:color w:val="0563C1" w:themeColor="hyperlink"/>
       <w:u w:val="single"/>
     </w:rPr>
   </w:style>
@@ -832,15 +1228,15 @@
     <w:name w:val="Unresolved Mention"/>
     <w:basedOn w:val="DefaultParagraphFont"/>
     <w:uiPriority w:val="99"/>
-    <w:semiHidden w:val="1"/>
-    <w:unhideWhenUsed w:val="1"/>
+    <w:semiHidden/>
+    <w:unhideWhenUsed/>
     <w:rsid w:val="003C4A8E"/>
     <w:rPr>
-      <w:color w:val="605e5c"/>
-      <w:shd w:color="auto" w:fill="e1dfdd" w:val="clear"/>
+      <w:color w:val="605E5C"/>
+      <w:shd w:val="clear" w:color="auto" w:fill="E1DFDD"/>
     </w:rPr>
   </w:style>
-  <w:style w:type="paragraph" w:styleId="Default" w:customStyle="1">
+  <w:style w:type="paragraph" w:customStyle="1" w:styleId="Default">
     <w:name w:val="Default"/>
     <w:rsid w:val="00B84A22"/>
     <w:pPr>
@@ -850,7 +1246,7 @@
       <w:spacing w:after="0" w:line="240" w:lineRule="auto"/>
     </w:pPr>
     <w:rPr>
-      <w:rFonts w:ascii="IBM Plex Sans" w:cs="IBM Plex Sans" w:hAnsi="IBM Plex Sans"/>
+      <w:rFonts w:ascii="IBM Plex Sans" w:hAnsi="IBM Plex Sans" w:cs="IBM Plex Sans"/>
       <w:color w:val="000000"/>
       <w:sz w:val="24"/>
       <w:szCs w:val="24"/>
@@ -860,21 +1256,22 @@
     <w:name w:val="Subtitle"/>
     <w:basedOn w:val="Normal"/>
     <w:next w:val="Normal"/>
+    <w:uiPriority w:val="11"/>
+    <w:qFormat/>
     <w:pPr>
-      <w:keepNext w:val="1"/>
-      <w:keepLines w:val="1"/>
-      <w:pageBreakBefore w:val="0"/>
-      <w:spacing w:after="80" w:before="360" w:lineRule="auto"/>
+      <w:keepNext/>
+      <w:keepLines/>
+      <w:spacing w:before="360" w:after="80"/>
     </w:pPr>
     <w:rPr>
-      <w:rFonts w:ascii="Georgia" w:cs="Georgia" w:eastAsia="Georgia" w:hAnsi="Georgia"/>
-      <w:i w:val="1"/>
+      <w:rFonts w:ascii="Georgia" w:eastAsia="Georgia" w:hAnsi="Georgia" w:cs="Georgia"/>
+      <w:i/>
       <w:color w:val="666666"/>
       <w:sz w:val="48"/>
       <w:szCs w:val="48"/>
     </w:rPr>
   </w:style>
-  <w:style w:type="table" w:styleId="Table1">
+  <w:style w:type="table" w:customStyle="1" w:styleId="a">
     <w:basedOn w:val="TableNormal"/>
     <w:pPr>
       <w:spacing w:after="0" w:line="240" w:lineRule="auto"/>
@@ -882,12 +1279,6 @@
     <w:tblPr>
       <w:tblStyleRowBandSize w:val="1"/>
       <w:tblStyleColBandSize w:val="1"/>
-      <w:tblCellMar>
-        <w:top w:w="0.0" w:type="dxa"/>
-        <w:left w:w="108.0" w:type="dxa"/>
-        <w:bottom w:w="0.0" w:type="dxa"/>
-        <w:right w:w="108.0" w:type="dxa"/>
-      </w:tblCellMar>
     </w:tblPr>
   </w:style>
 </w:styles>
@@ -1188,17 +1579,17 @@
 </a:theme>
 </file>
 
-<file path=customXML/item1.xml><?xml version="1.0" encoding="utf-8"?>
+<file path=customXml/item1.xml><?xml version="1.0" encoding="utf-8"?>
 <go:gDocsCustomXmlDataStorage xmlns:go="http://customooxmlschemas.google.com/" xmlns:r="http://schemas.openxmlformats.org/officeDocument/2006/relationships" uri="GoogleDocsCustomDataVersion2">
   <go:docsCustomData xmlns:go="http://customooxmlschemas.google.com/" roundtripDataSignature="AMtx7mgsMg/I3ldwyug/oaDMVLxL54TFew==">CgMxLjA4AHIhMW44ekRnOGhtX3FwZ0RGdFhqTkw4ZWM4aUFEd2hrWGU1</go:docsCustomData>
 </go:gDocsCustomXmlDataStorage>
 </file>
 
-<file path=customXML/itemProps1.xml><?xml version="1.0" encoding="utf-8"?>
+<file path=customXml/itemProps1.xml><?xml version="1.0" encoding="utf-8"?>
 <ds:datastoreItem xmlns:ds="http://schemas.openxmlformats.org/officeDocument/2006/customXml" ds:itemID="{11111111-1234-1234-1234-123412341234}">
   <ds:schemaRefs>
+    <ds:schemaRef ds:uri="http://customooxmlschemas.google.com/"/>
     <ds:schemaRef ds:uri="http://schemas.openxmlformats.org/officeDocument/2006/relationships"/>
-    <ds:schemaRef ds:uri="http://customooxmlschemas.google.com/"/>
   </ds:schemaRefs>
 </ds:datastoreItem>
 </file>